--- a/document/maintenance.docx
+++ b/document/maintenance.docx
@@ -1,6 +1,6 @@
 
 <file path=word/document.xml><?xml version="1.0" encoding="utf-8"?>
-<w:document xmlns:wpc="http://schemas.microsoft.com/office/word/2010/wordprocessingCanvas" xmlns:cx="http://schemas.microsoft.com/office/drawing/2014/chartex" xmlns:cx1="http://schemas.microsoft.com/office/drawing/2015/9/8/chartex" xmlns:cx2="http://schemas.microsoft.com/office/drawing/2015/10/21/chartex" xmlns:cx3="http://schemas.microsoft.com/office/drawing/2016/5/9/chartex" xmlns:cx4="http://schemas.microsoft.com/office/drawing/2016/5/10/chartex" xmlns:cx5="http://schemas.microsoft.com/office/drawing/2016/5/11/chartex" xmlns:cx6="http://schemas.microsoft.com/office/drawing/2016/5/12/chartex" xmlns:cx7="http://schemas.microsoft.com/office/drawing/2016/5/13/chartex" xmlns:cx8="http://schemas.microsoft.com/office/drawing/2016/5/14/chartex" xmlns:mc="http://schemas.openxmlformats.org/markup-compatibility/2006" xmlns:aink="http://schemas.microsoft.com/office/drawing/2016/ink" xmlns:am3d="http://schemas.microsoft.com/office/drawing/2017/model3d" xmlns:o="urn:schemas-microsoft-com:office:office" xmlns:oel="http://schemas.microsoft.com/office/2019/extlst" xmlns:r="http://schemas.openxmlformats.org/officeDocument/2006/relationships" xmlns:m="http://schemas.openxmlformats.org/officeDocument/2006/math" xmlns:v="urn:schemas-microsoft-com:vml" xmlns:wp14="http://schemas.microsoft.com/office/word/2010/wordprocessingDrawing" xmlns:wp="http://schemas.openxmlformats.org/drawingml/2006/wordprocessingDrawing" xmlns:w10="urn:schemas-microsoft-com:office:word" xmlns:w="http://schemas.openxmlformats.org/wordprocessingml/2006/main" xmlns:w14="http://schemas.microsoft.com/office/word/2010/wordml" xmlns:w15="http://schemas.microsoft.com/office/word/2012/wordml" xmlns:w16cei="http://schemas.microsoft.com/office/word/2026/wordml/cei" xmlns:w16cex="http://schemas.microsoft.com/office/word/2018/wordml/cex" xmlns:w16cid="http://schemas.microsoft.com/office/word/2016/wordml/cid" xmlns:w16="http://schemas.microsoft.com/office/word/2018/wordml" xmlns:w16du="http://schemas.microsoft.com/office/word/2023/wordml/word16du" xmlns:w16sdtdh="http://schemas.microsoft.com/office/word/2020/wordml/sdtdatahash" xmlns:w16sdtfl="http://schemas.microsoft.com/office/word/2024/wordml/sdtformatlock" xmlns:w16se="http://schemas.microsoft.com/office/word/2015/wordml/symex" xmlns:wpg="http://schemas.microsoft.com/office/word/2010/wordprocessingGroup" xmlns:wpi="http://schemas.microsoft.com/office/word/2010/wordprocessingInk" xmlns:wne="http://schemas.microsoft.com/office/word/2006/wordml" xmlns:wps="http://schemas.microsoft.com/office/word/2010/wordprocessingShape" mc:Ignorable="w14 w15 w16se w16cid w16 w16cex w16sdtdh w16sdtfl w16du wp14">
+<w:document xmlns:wpc="http://schemas.microsoft.com/office/word/2010/wordprocessingCanvas" xmlns:cx="http://schemas.microsoft.com/office/drawing/2014/chartex" xmlns:cx1="http://schemas.microsoft.com/office/drawing/2015/9/8/chartex" xmlns:cx2="http://schemas.microsoft.com/office/drawing/2015/10/21/chartex" xmlns:cx3="http://schemas.microsoft.com/office/drawing/2016/5/9/chartex" xmlns:cx4="http://schemas.microsoft.com/office/drawing/2016/5/10/chartex" xmlns:cx5="http://schemas.microsoft.com/office/drawing/2016/5/11/chartex" xmlns:cx6="http://schemas.microsoft.com/office/drawing/2016/5/12/chartex" xmlns:cx7="http://schemas.microsoft.com/office/drawing/2016/5/13/chartex" xmlns:cx8="http://schemas.microsoft.com/office/drawing/2016/5/14/chartex" xmlns:mc="http://schemas.openxmlformats.org/markup-compatibility/2006" xmlns:aink="http://schemas.microsoft.com/office/drawing/2016/ink" xmlns:am3d="http://schemas.microsoft.com/office/drawing/2017/model3d" xmlns:o="urn:schemas-microsoft-com:office:office" xmlns:oel="http://schemas.microsoft.com/office/2019/extlst" xmlns:r="http://schemas.openxmlformats.org/officeDocument/2006/relationships" xmlns:m="http://schemas.openxmlformats.org/officeDocument/2006/math" xmlns:v="urn:schemas-microsoft-com:vml" xmlns:wp14="http://schemas.microsoft.com/office/word/2010/wordprocessingDrawing" xmlns:wp="http://schemas.openxmlformats.org/drawingml/2006/wordprocessingDrawing" xmlns:w10="urn:schemas-microsoft-com:office:word" xmlns:w="http://schemas.openxmlformats.org/wordprocessingml/2006/main" xmlns:w14="http://schemas.microsoft.com/office/word/2010/wordml" xmlns:w15="http://schemas.microsoft.com/office/word/2012/wordml" xmlns:w16cex="http://schemas.microsoft.com/office/word/2018/wordml/cex" xmlns:w16cid="http://schemas.microsoft.com/office/word/2016/wordml/cid" xmlns:w16="http://schemas.microsoft.com/office/word/2018/wordml" xmlns:w16du="http://schemas.microsoft.com/office/word/2023/wordml/word16du" xmlns:w16sdtdh="http://schemas.microsoft.com/office/word/2020/wordml/sdtdatahash" xmlns:w16sdtfl="http://schemas.microsoft.com/office/word/2024/wordml/sdtformatlock" xmlns:w16se="http://schemas.microsoft.com/office/word/2015/wordml/symex" xmlns:wpg="http://schemas.microsoft.com/office/word/2010/wordprocessingGroup" xmlns:wpi="http://schemas.microsoft.com/office/word/2010/wordprocessingInk" xmlns:wne="http://schemas.microsoft.com/office/word/2006/wordml" xmlns:wps="http://schemas.microsoft.com/office/word/2010/wordprocessingShape" mc:Ignorable="w14 w15 w16se w16cid w16 w16cex w16sdtdh w16sdtfl w16du wp14">
   <w:body>
     <w:p>
       <w:r>
@@ -11,13 +11,8 @@
         <w:t>Title:</w:t>
       </w:r>
       <w:r>
-        <w:t xml:space="preserve"> Maintenance Plan – </w:t>
-      </w:r>
-      <w:proofErr w:type="spellStart"/>
-      <w:r>
-        <w:t>myFirst_web</w:t>
-      </w:r>
-      <w:proofErr w:type="spellEnd"/>
+        <w:t xml:space="preserve"> Maintenance Plan — Personal-Portfalio-Website</w:t>
+      </w:r>
     </w:p>
     <w:p>
       <w:r>
@@ -32,7 +27,7 @@
       <w:pPr>
         <w:numPr>
           <w:ilvl w:val="0"/>
-          <w:numId w:val="1"/>
+          <w:numId w:val="7"/>
         </w:numPr>
       </w:pPr>
       <w:r>
@@ -43,14 +38,21 @@
         <w:t>Live URL:</w:t>
       </w:r>
       <w:r>
-        <w:t> https://myfirst-web-three.vercel.app</w:t>
+        <w:t xml:space="preserve"> </w:t>
+      </w:r>
+      <w:r>
+        <w:rPr>
+          <w:i/>
+          <w:iCs/>
+        </w:rPr>
+        <w:t>[Update manually]</w:t>
       </w:r>
     </w:p>
     <w:p>
       <w:pPr>
         <w:numPr>
           <w:ilvl w:val="0"/>
-          <w:numId w:val="1"/>
+          <w:numId w:val="7"/>
         </w:numPr>
       </w:pPr>
       <w:r>
@@ -61,21 +63,8 @@
         <w:t>Repository:</w:t>
       </w:r>
       <w:r>
-        <w:t> </w:t>
-      </w:r>
-      <w:proofErr w:type="spellStart"/>
-      <w:r>
-        <w:t>github</w:t>
-      </w:r>
-      <w:proofErr w:type="spellEnd"/>
-      <w:r>
-        <w:t>/aniruddhbhate1901/</w:t>
-      </w:r>
-      <w:proofErr w:type="spellStart"/>
-      <w:r>
-        <w:t>myFirst_web</w:t>
-      </w:r>
-      <w:proofErr w:type="spellEnd"/>
+        <w:t xml:space="preserve"> github.com/aniruddhrao1901/Personal-Portfalio-Website</w:t>
+      </w:r>
     </w:p>
     <w:p>
       <w:r>
@@ -90,7 +79,7 @@
       <w:pPr>
         <w:numPr>
           <w:ilvl w:val="0"/>
-          <w:numId w:val="2"/>
+          <w:numId w:val="8"/>
         </w:numPr>
       </w:pPr>
       <w:r>
@@ -101,14 +90,14 @@
         <w:t>Frequency:</w:t>
       </w:r>
       <w:r>
-        <w:t> Quarterly (every 3 months) or upon new project completion.</w:t>
+        <w:t xml:space="preserve"> Quarterly (every 3 months) or upon new project completion.</w:t>
       </w:r>
     </w:p>
     <w:p>
       <w:pPr>
         <w:numPr>
           <w:ilvl w:val="0"/>
-          <w:numId w:val="2"/>
+          <w:numId w:val="8"/>
         </w:numPr>
       </w:pPr>
       <w:r>
@@ -123,101 +112,222 @@
       <w:pPr>
         <w:numPr>
           <w:ilvl w:val="1"/>
-          <w:numId w:val="2"/>
+          <w:numId w:val="8"/>
         </w:numPr>
       </w:pPr>
       <w:r>
-        <w:t>Update the "Projects" section in index.html with new AI/ML repositories.</w:t>
-      </w:r>
-    </w:p>
-    <w:p>
-      <w:pPr>
-        <w:numPr>
-          <w:ilvl w:val="1"/>
-          <w:numId w:val="2"/>
-        </w:numPr>
-      </w:pPr>
-      <w:r>
-        <w:t xml:space="preserve">Update "Skills" if new technologies (e.g., </w:t>
-      </w:r>
-      <w:proofErr w:type="spellStart"/>
-      <w:r>
-        <w:t>PyTorch</w:t>
-      </w:r>
-      <w:proofErr w:type="spellEnd"/>
-      <w:r>
-        <w:t>, Docker) are added to the resume.</w:t>
-      </w:r>
-    </w:p>
-    <w:p>
-      <w:pPr>
-        <w:numPr>
-          <w:ilvl w:val="1"/>
-          <w:numId w:val="2"/>
-        </w:numPr>
-      </w:pPr>
-      <w:r>
-        <w:t>Update "Achievements" with new hackathons or certifications.</w:t>
-      </w:r>
-    </w:p>
-    <w:p>
+        <w:t xml:space="preserve">Update the </w:t>
+      </w:r>
       <w:r>
         <w:rPr>
           <w:b/>
           <w:bCs/>
         </w:rPr>
-        <w:t>3. Bug Fixes &amp; Incident Response</w:t>
+        <w:t>Projects</w:t>
+      </w:r>
+      <w:r>
+        <w:t xml:space="preserve"> section in index.html with new AI/ML repositories.</w:t>
       </w:r>
     </w:p>
     <w:p>
       <w:pPr>
         <w:numPr>
-          <w:ilvl w:val="0"/>
-          <w:numId w:val="3"/>
+          <w:ilvl w:val="1"/>
+          <w:numId w:val="8"/>
         </w:numPr>
       </w:pPr>
+      <w:r>
+        <w:t xml:space="preserve">Update </w:t>
+      </w:r>
       <w:r>
         <w:rPr>
           <w:b/>
           <w:bCs/>
         </w:rPr>
-        <w:t>Critical Bugs (Site down/Broken links):</w:t>
-      </w:r>
-      <w:r>
-        <w:t xml:space="preserve"> Fix within 24 hours. Rollback via </w:t>
-      </w:r>
-      <w:proofErr w:type="spellStart"/>
-      <w:r>
-        <w:t>Vercel</w:t>
-      </w:r>
-      <w:proofErr w:type="spellEnd"/>
-      <w:r>
-        <w:t xml:space="preserve"> (see deployment guide) if necessary.</w:t>
+        <w:t>Skills</w:t>
+      </w:r>
+      <w:r>
+        <w:t xml:space="preserve"> if new technologies (e.g., PyTorch, Docker) are added to the resume.</w:t>
       </w:r>
     </w:p>
     <w:p>
       <w:pPr>
         <w:numPr>
-          <w:ilvl w:val="0"/>
-          <w:numId w:val="3"/>
+          <w:ilvl w:val="1"/>
+          <w:numId w:val="8"/>
         </w:numPr>
       </w:pPr>
+      <w:r>
+        <w:t xml:space="preserve">Update </w:t>
+      </w:r>
       <w:r>
         <w:rPr>
           <w:b/>
           <w:bCs/>
         </w:rPr>
-        <w:t>Minor Bugs (UI misalignment):</w:t>
-      </w:r>
-      <w:r>
-        <w:t> Fix within 1 week.</w:t>
+        <w:t>Achievements</w:t>
+      </w:r>
+      <w:r>
+        <w:t xml:space="preserve"> with new hackathons or certifications.</w:t>
+      </w:r>
+    </w:p>
+    <w:p>
+      <w:pPr>
+        <w:numPr>
+          <w:ilvl w:val="1"/>
+          <w:numId w:val="8"/>
+        </w:numPr>
+      </w:pPr>
+      <w:r>
+        <w:t>Replace AniruddhRaoResume09102026.pdf with the latest resume and update the filename link in index.html.</w:t>
+      </w:r>
+    </w:p>
+    <w:p>
+      <w:pPr>
+        <w:numPr>
+          <w:ilvl w:val="1"/>
+          <w:numId w:val="8"/>
+        </w:numPr>
+      </w:pPr>
+      <w:r>
+        <w:t xml:space="preserve">Update the professional summary in the </w:t>
+      </w:r>
+      <w:r>
+        <w:rPr>
+          <w:b/>
+          <w:bCs/>
+        </w:rPr>
+        <w:t>Hero</w:t>
+      </w:r>
+      <w:r>
+        <w:t xml:space="preserve"> section if the focus changes.</w:t>
+      </w:r>
+    </w:p>
+    <w:p>
+      <w:r>
+        <w:rPr>
+          <w:b/>
+          <w:bCs/>
+        </w:rPr>
+        <w:t>3. Colour &amp; Theme Maintenance</w:t>
       </w:r>
     </w:p>
     <w:p>
       <w:pPr>
         <w:numPr>
           <w:ilvl w:val="0"/>
-          <w:numId w:val="3"/>
+          <w:numId w:val="9"/>
+        </w:numPr>
+      </w:pPr>
+      <w:r>
+        <w:t>20 accent colours are defined in style.css under [data-theme] × [data-color].</w:t>
+      </w:r>
+    </w:p>
+    <w:p>
+      <w:pPr>
+        <w:numPr>
+          <w:ilvl w:val="0"/>
+          <w:numId w:val="9"/>
+        </w:numPr>
+      </w:pPr>
+      <w:r>
+        <w:t>To add a new colour:</w:t>
+      </w:r>
+    </w:p>
+    <w:p>
+      <w:pPr>
+        <w:numPr>
+          <w:ilvl w:val="1"/>
+          <w:numId w:val="9"/>
+        </w:numPr>
+      </w:pPr>
+      <w:r>
+        <w:t>Add a rule in both dark and light theme sections in style.css.</w:t>
+      </w:r>
+    </w:p>
+    <w:p>
+      <w:pPr>
+        <w:numPr>
+          <w:ilvl w:val="1"/>
+          <w:numId w:val="9"/>
+        </w:numPr>
+      </w:pPr>
+      <w:r>
+        <w:t>Add a matching swatch button inside #colourGrid in index.html.</w:t>
+      </w:r>
+    </w:p>
+    <w:p>
+      <w:pPr>
+        <w:numPr>
+          <w:ilvl w:val="1"/>
+          <w:numId w:val="9"/>
+        </w:numPr>
+      </w:pPr>
+      <w:r>
+        <w:t>Add the colour name to the VALID array in script.js.</w:t>
+      </w:r>
+    </w:p>
+    <w:p>
+      <w:pPr>
+        <w:numPr>
+          <w:ilvl w:val="0"/>
+          <w:numId w:val="9"/>
+        </w:numPr>
+      </w:pPr>
+      <w:r>
+        <w:t>To remove a colour: reverse the above three steps.</w:t>
+      </w:r>
+    </w:p>
+    <w:p>
+      <w:r>
+        <w:rPr>
+          <w:b/>
+          <w:bCs/>
+        </w:rPr>
+        <w:t>4. Bug Fixes &amp; Incident Response</w:t>
+      </w:r>
+    </w:p>
+    <w:p>
+      <w:pPr>
+        <w:numPr>
+          <w:ilvl w:val="0"/>
+          <w:numId w:val="10"/>
+        </w:numPr>
+      </w:pPr>
+      <w:r>
+        <w:rPr>
+          <w:b/>
+          <w:bCs/>
+        </w:rPr>
+        <w:t>Critical Bugs</w:t>
+      </w:r>
+      <w:r>
+        <w:t xml:space="preserve"> (site down / broken links / broken deploy): Fix within 24 hours. Rollback via Vercel if necessary.</w:t>
+      </w:r>
+    </w:p>
+    <w:p>
+      <w:pPr>
+        <w:numPr>
+          <w:ilvl w:val="0"/>
+          <w:numId w:val="10"/>
+        </w:numPr>
+      </w:pPr>
+      <w:r>
+        <w:rPr>
+          <w:b/>
+          <w:bCs/>
+        </w:rPr>
+        <w:t>Minor Bugs</w:t>
+      </w:r>
+      <w:r>
+        <w:t xml:space="preserve"> (UI misalignment, colour glitch): Fix within 1 week.</w:t>
+      </w:r>
+    </w:p>
+    <w:p>
+      <w:pPr>
+        <w:numPr>
+          <w:ilvl w:val="0"/>
+          <w:numId w:val="10"/>
         </w:numPr>
       </w:pPr>
       <w:r>
@@ -228,7 +338,7 @@
         <w:t>Reporting:</w:t>
       </w:r>
       <w:r>
-        <w:t> Users can report issues via the contact form on the live site.</w:t>
+        <w:t xml:space="preserve"> Users can report issues via the contact form on the live site.</w:t>
       </w:r>
     </w:p>
     <w:p>
@@ -237,48 +347,61 @@
           <w:b/>
           <w:bCs/>
         </w:rPr>
-        <w:t>4. Performance Monitoring</w:t>
+        <w:t>5. Performance Monitoring</w:t>
       </w:r>
     </w:p>
     <w:p>
       <w:pPr>
         <w:numPr>
           <w:ilvl w:val="0"/>
-          <w:numId w:val="4"/>
+          <w:numId w:val="11"/>
         </w:numPr>
       </w:pPr>
       <w:r>
-        <w:t>Use </w:t>
-      </w:r>
-      <w:proofErr w:type="spellStart"/>
+        <w:t xml:space="preserve">Use </w:t>
+      </w:r>
       <w:r>
         <w:rPr>
           <w:b/>
           <w:bCs/>
         </w:rPr>
-        <w:t>Vercel</w:t>
-      </w:r>
-      <w:proofErr w:type="spellEnd"/>
+        <w:t>Vercel Analytics</w:t>
+      </w:r>
+      <w:r>
+        <w:t xml:space="preserve"> (built-in) to track real-user metrics and Core Web Vitals.</w:t>
+      </w:r>
+    </w:p>
+    <w:p>
+      <w:pPr>
+        <w:numPr>
+          <w:ilvl w:val="0"/>
+          <w:numId w:val="11"/>
+        </w:numPr>
+      </w:pPr>
+      <w:r>
+        <w:t xml:space="preserve">Run a </w:t>
+      </w:r>
       <w:r>
         <w:rPr>
           <w:b/>
           <w:bCs/>
         </w:rPr>
-        <w:t xml:space="preserve"> Analytics</w:t>
-      </w:r>
-      <w:r>
-        <w:t> (built-in) to track real-user metrics and Core Web Vitals.</w:t>
+        <w:t>Lighthouse</w:t>
+      </w:r>
+      <w:r>
+        <w:t xml:space="preserve"> audit monthly to ensure the Performance score stays above 90.</w:t>
       </w:r>
     </w:p>
     <w:p>
       <w:pPr>
         <w:numPr>
           <w:ilvl w:val="0"/>
-          <w:numId w:val="4"/>
+          <w:numId w:val="11"/>
         </w:numPr>
       </w:pPr>
       <w:r>
-        <w:t>Run a Lighthouse audit monthly to ensure the Performance score stays above 90.</w:t>
+        <w:lastRenderedPageBreak/>
+        <w:t>Monitor bundle size — no external libraries should be added without justification.</w:t>
       </w:r>
     </w:p>
     <w:p>
@@ -287,14 +410,14 @@
           <w:b/>
           <w:bCs/>
         </w:rPr>
-        <w:t>5. Security &amp; Maintenance</w:t>
+        <w:t>6. Security &amp; Maintenance</w:t>
       </w:r>
     </w:p>
     <w:p>
       <w:pPr>
         <w:numPr>
           <w:ilvl w:val="0"/>
-          <w:numId w:val="5"/>
+          <w:numId w:val="12"/>
         </w:numPr>
       </w:pPr>
       <w:r>
@@ -305,22 +428,14 @@
         <w:t>HTTPS:</w:t>
       </w:r>
       <w:r>
-        <w:t xml:space="preserve"> Enforced by </w:t>
-      </w:r>
-      <w:proofErr w:type="spellStart"/>
-      <w:r>
-        <w:t>Vercel</w:t>
-      </w:r>
-      <w:proofErr w:type="spellEnd"/>
-      <w:r>
-        <w:t xml:space="preserve"> by default.</w:t>
+        <w:t xml:space="preserve"> Enforced by Vercel by default.</w:t>
       </w:r>
     </w:p>
     <w:p>
       <w:pPr>
         <w:numPr>
           <w:ilvl w:val="0"/>
-          <w:numId w:val="5"/>
+          <w:numId w:val="12"/>
         </w:numPr>
       </w:pPr>
       <w:r>
@@ -331,14 +446,14 @@
         <w:t>Dependencies:</w:t>
       </w:r>
       <w:r>
-        <w:t> None for this static project, so zero vulnerability risks.</w:t>
+        <w:t xml:space="preserve"> None for this static project, so zero vulnerability risks.</w:t>
       </w:r>
     </w:p>
     <w:p>
       <w:pPr>
         <w:numPr>
           <w:ilvl w:val="0"/>
-          <w:numId w:val="5"/>
+          <w:numId w:val="12"/>
         </w:numPr>
       </w:pPr>
       <w:r>
@@ -349,59 +464,109 @@
         <w:t>Git Hygiene:</w:t>
       </w:r>
       <w:r>
-        <w:t> </w:t>
-      </w:r>
-      <w:proofErr w:type="gramStart"/>
-      <w:r>
-        <w:t>Keep .env</w:t>
-      </w:r>
-      <w:proofErr w:type="gramEnd"/>
-      <w:r>
-        <w:t xml:space="preserve"> and sensitive files excluded </w:t>
-      </w:r>
-      <w:proofErr w:type="gramStart"/>
-      <w:r>
-        <w:t>via .</w:t>
-      </w:r>
-      <w:proofErr w:type="spellStart"/>
-      <w:r>
-        <w:t>gitignore</w:t>
-      </w:r>
-      <w:proofErr w:type="spellEnd"/>
-      <w:proofErr w:type="gramEnd"/>
-      <w:r>
-        <w:t>.</w:t>
-      </w:r>
-    </w:p>
-    <w:p>
+        <w:t xml:space="preserve"> Keep .env and sensitive files excluded via .gitignore.</w:t>
+      </w:r>
+    </w:p>
+    <w:p>
+      <w:pPr>
+        <w:numPr>
+          <w:ilvl w:val="0"/>
+          <w:numId w:val="12"/>
+        </w:numPr>
+      </w:pPr>
       <w:r>
         <w:rPr>
           <w:b/>
           <w:bCs/>
         </w:rPr>
-        <w:t>6. Documentation Synchronization</w:t>
+        <w:t>Form Safety:</w:t>
+      </w:r>
+      <w:r>
+        <w:t xml:space="preserve"> Contact form uses FormSubmit with _captcha = false. If spam increases, enable CAPTCHA.</w:t>
+      </w:r>
+    </w:p>
+    <w:p>
+      <w:r>
+        <w:rPr>
+          <w:b/>
+          <w:bCs/>
+        </w:rPr>
+        <w:t>7. Browser &amp; Device Compatibility</w:t>
       </w:r>
     </w:p>
     <w:p>
       <w:pPr>
         <w:numPr>
           <w:ilvl w:val="0"/>
-          <w:numId w:val="6"/>
+          <w:numId w:val="13"/>
         </w:numPr>
       </w:pPr>
       <w:r>
-        <w:t>When source code changes, update these .docx files immediately.</w:t>
+        <w:t>Re-test after every major browser release (Chrome, Firefox, Edge, Safari).</w:t>
       </w:r>
     </w:p>
     <w:p>
       <w:pPr>
         <w:numPr>
           <w:ilvl w:val="0"/>
-          <w:numId w:val="6"/>
+          <w:numId w:val="13"/>
         </w:numPr>
       </w:pPr>
       <w:r>
-        <w:t>Export final versions to </w:t>
+        <w:t>Test &lt;dialog&gt; support — all modern browsers support it; older browsers may need a polyfill.</w:t>
+      </w:r>
+    </w:p>
+    <w:p>
+      <w:pPr>
+        <w:numPr>
+          <w:ilvl w:val="0"/>
+          <w:numId w:val="13"/>
+        </w:numPr>
+      </w:pPr>
+      <w:r>
+        <w:t>Confirm responsive layout on mobile (≤480px) after each content update.</w:t>
+      </w:r>
+    </w:p>
+    <w:p>
+      <w:r>
+        <w:rPr>
+          <w:b/>
+          <w:bCs/>
+        </w:rPr>
+        <w:t>8. Documentation Synchronization</w:t>
+      </w:r>
+    </w:p>
+    <w:p>
+      <w:pPr>
+        <w:numPr>
+          <w:ilvl w:val="0"/>
+          <w:numId w:val="14"/>
+        </w:numPr>
+      </w:pPr>
+      <w:r>
+        <w:t>When source code changes, update the corresponding .docx files immediately.</w:t>
+      </w:r>
+    </w:p>
+    <w:p>
+      <w:pPr>
+        <w:numPr>
+          <w:ilvl w:val="0"/>
+          <w:numId w:val="14"/>
+        </w:numPr>
+      </w:pPr>
+      <w:r>
+        <w:t>Create versioned copies (e.g., coding_info_2.docx) after major changes that were tested.</w:t>
+      </w:r>
+    </w:p>
+    <w:p>
+      <w:pPr>
+        <w:numPr>
+          <w:ilvl w:val="0"/>
+          <w:numId w:val="14"/>
+        </w:numPr>
+      </w:pPr>
+      <w:r>
+        <w:t xml:space="preserve">Export final versions to </w:t>
       </w:r>
       <w:r>
         <w:rPr>
@@ -411,11 +576,78 @@
         <w:t>PDF</w:t>
       </w:r>
       <w:r>
-        <w:t> before academic or professional submissions.</w:t>
+        <w:t xml:space="preserve"> before academic or professional submissions.</w:t>
+      </w:r>
+    </w:p>
+    <w:p>
+      <w:r>
+        <w:rPr>
+          <w:b/>
+          <w:bCs/>
+        </w:rPr>
+        <w:t>9. Backup Strategy</w:t>
+      </w:r>
+    </w:p>
+    <w:p>
+      <w:pPr>
+        <w:numPr>
+          <w:ilvl w:val="0"/>
+          <w:numId w:val="15"/>
+        </w:numPr>
+      </w:pPr>
+      <w:r>
+        <w:t>All versions are preserved in GitHub commit history.</w:t>
+      </w:r>
+    </w:p>
+    <w:p>
+      <w:pPr>
+        <w:numPr>
+          <w:ilvl w:val="0"/>
+          <w:numId w:val="15"/>
+        </w:numPr>
+      </w:pPr>
+      <w:r>
+        <w:t>Vercel retains deploy history — any previous deployment can be promoted back to production.</w:t>
+      </w:r>
+    </w:p>
+    <w:p>
+      <w:pPr>
+        <w:numPr>
+          <w:ilvl w:val="0"/>
+          <w:numId w:val="15"/>
+        </w:numPr>
+      </w:pPr>
+      <w:r>
+        <w:t>Local copies of documents should be kept in the /document folder and synced to the repository.</w:t>
+      </w:r>
+    </w:p>
+    <w:p>
+      <w:r>
+        <w:rPr>
+          <w:b/>
+          <w:bCs/>
+        </w:rPr>
+        <w:t>10. Next Review Date</w:t>
+      </w:r>
+    </w:p>
+    <w:p>
+      <w:pPr>
+        <w:numPr>
+          <w:ilvl w:val="0"/>
+          <w:numId w:val="16"/>
+        </w:numPr>
+      </w:pPr>
+      <w:r>
+        <w:rPr>
+          <w:i/>
+          <w:iCs/>
+        </w:rPr>
+        <w:t>[Update manually after each review]</w:t>
       </w:r>
     </w:p>
     <w:p/>
     <w:sectPr>
+      <w:footerReference w:type="default" r:id="rId7"/>
       <w:pgSz w:w="11906" w:h="16838"/>
       <w:pgMar w:top="1440" w:right="1440" w:bottom="1440" w:left="1440" w:header="708" w:footer="708" w:gutter="0"/>
       <w:cols w:space="708"/>
@@ -425,9 +657,264 @@
 </w:document>
 </file>
 
+<file path=word/endnotes.xml><?xml version="1.0" encoding="utf-8"?>
+<w:endnotes xmlns:wpc="http://schemas.microsoft.com/office/word/2010/wordprocessingCanvas" xmlns:cx="http://schemas.microsoft.com/office/drawing/2014/chartex" xmlns:cx1="http://schemas.microsoft.com/office/drawing/2015/9/8/chartex" xmlns:cx2="http://schemas.microsoft.com/office/drawing/2015/10/21/chartex" xmlns:cx3="http://schemas.microsoft.com/office/drawing/2016/5/9/chartex" xmlns:cx4="http://schemas.microsoft.com/office/drawing/2016/5/10/chartex" xmlns:cx5="http://schemas.microsoft.com/office/drawing/2016/5/11/chartex" xmlns:cx6="http://schemas.microsoft.com/office/drawing/2016/5/12/chartex" xmlns:cx7="http://schemas.microsoft.com/office/drawing/2016/5/13/chartex" xmlns:cx8="http://schemas.microsoft.com/office/drawing/2016/5/14/chartex" xmlns:mc="http://schemas.openxmlformats.org/markup-compatibility/2006" xmlns:aink="http://schemas.microsoft.com/office/drawing/2016/ink" xmlns:am3d="http://schemas.microsoft.com/office/drawing/2017/model3d" xmlns:o="urn:schemas-microsoft-com:office:office" xmlns:oel="http://schemas.microsoft.com/office/2019/extlst" xmlns:r="http://schemas.openxmlformats.org/officeDocument/2006/relationships" xmlns:m="http://schemas.openxmlformats.org/officeDocument/2006/math" xmlns:v="urn:schemas-microsoft-com:vml" xmlns:wp14="http://schemas.microsoft.com/office/word/2010/wordprocessingDrawing" xmlns:wp="http://schemas.openxmlformats.org/drawingml/2006/wordprocessingDrawing" xmlns:w10="urn:schemas-microsoft-com:office:word" xmlns:w="http://schemas.openxmlformats.org/wordprocessingml/2006/main" xmlns:w14="http://schemas.microsoft.com/office/word/2010/wordml" xmlns:w15="http://schemas.microsoft.com/office/word/2012/wordml" xmlns:w16cex="http://schemas.microsoft.com/office/word/2018/wordml/cex" xmlns:w16cid="http://schemas.microsoft.com/office/word/2016/wordml/cid" xmlns:w16="http://schemas.microsoft.com/office/word/2018/wordml" xmlns:w16du="http://schemas.microsoft.com/office/word/2023/wordml/word16du" xmlns:w16sdtdh="http://schemas.microsoft.com/office/word/2020/wordml/sdtdatahash" xmlns:w16sdtfl="http://schemas.microsoft.com/office/word/2024/wordml/sdtformatlock" xmlns:w16se="http://schemas.microsoft.com/office/word/2015/wordml/symex" xmlns:wpg="http://schemas.microsoft.com/office/word/2010/wordprocessingGroup" xmlns:wpi="http://schemas.microsoft.com/office/word/2010/wordprocessingInk" xmlns:wne="http://schemas.microsoft.com/office/word/2006/wordml" xmlns:wps="http://schemas.microsoft.com/office/word/2010/wordprocessingShape" mc:Ignorable="w14 w15 w16se w16cid w16 w16cex w16sdtdh w16sdtfl w16du wp14">
+  <w:endnote w:type="separator" w:id="-1">
+    <w:p>
+      <w:pPr>
+        <w:spacing w:after="0" w:line="240" w:lineRule="auto"/>
+      </w:pPr>
+      <w:r>
+        <w:separator/>
+      </w:r>
+    </w:p>
+  </w:endnote>
+  <w:endnote w:type="continuationSeparator" w:id="0">
+    <w:p>
+      <w:pPr>
+        <w:spacing w:after="0" w:line="240" w:lineRule="auto"/>
+      </w:pPr>
+      <w:r>
+        <w:continuationSeparator/>
+      </w:r>
+    </w:p>
+  </w:endnote>
+</w:endnotes>
+</file>
+
+<file path=word/footer1.xml><?xml version="1.0" encoding="utf-8"?>
+<w:ftr xmlns:wpc="http://schemas.microsoft.com/office/word/2010/wordprocessingCanvas" xmlns:cx="http://schemas.microsoft.com/office/drawing/2014/chartex" xmlns:cx1="http://schemas.microsoft.com/office/drawing/2015/9/8/chartex" xmlns:cx2="http://schemas.microsoft.com/office/drawing/2015/10/21/chartex" xmlns:cx3="http://schemas.microsoft.com/office/drawing/2016/5/9/chartex" xmlns:cx4="http://schemas.microsoft.com/office/drawing/2016/5/10/chartex" xmlns:cx5="http://schemas.microsoft.com/office/drawing/2016/5/11/chartex" xmlns:cx6="http://schemas.microsoft.com/office/drawing/2016/5/12/chartex" xmlns:cx7="http://schemas.microsoft.com/office/drawing/2016/5/13/chartex" xmlns:cx8="http://schemas.microsoft.com/office/drawing/2016/5/14/chartex" xmlns:mc="http://schemas.openxmlformats.org/markup-compatibility/2006" xmlns:aink="http://schemas.microsoft.com/office/drawing/2016/ink" xmlns:am3d="http://schemas.microsoft.com/office/drawing/2017/model3d" xmlns:o="urn:schemas-microsoft-com:office:office" xmlns:oel="http://schemas.microsoft.com/office/2019/extlst" xmlns:r="http://schemas.openxmlformats.org/officeDocument/2006/relationships" xmlns:m="http://schemas.openxmlformats.org/officeDocument/2006/math" xmlns:v="urn:schemas-microsoft-com:vml" xmlns:wp14="http://schemas.microsoft.com/office/word/2010/wordprocessingDrawing" xmlns:wp="http://schemas.openxmlformats.org/drawingml/2006/wordprocessingDrawing" xmlns:w10="urn:schemas-microsoft-com:office:word" xmlns:w="http://schemas.openxmlformats.org/wordprocessingml/2006/main" xmlns:w14="http://schemas.microsoft.com/office/word/2010/wordml" xmlns:w15="http://schemas.microsoft.com/office/word/2012/wordml" xmlns:w16cex="http://schemas.microsoft.com/office/word/2018/wordml/cex" xmlns:w16cid="http://schemas.microsoft.com/office/word/2016/wordml/cid" xmlns:w16="http://schemas.microsoft.com/office/word/2018/wordml" xmlns:w16du="http://schemas.microsoft.com/office/word/2023/wordml/word16du" xmlns:w16sdtdh="http://schemas.microsoft.com/office/word/2020/wordml/sdtdatahash" xmlns:w16sdtfl="http://schemas.microsoft.com/office/word/2024/wordml/sdtformatlock" xmlns:w16se="http://schemas.microsoft.com/office/word/2015/wordml/symex" xmlns:wpg="http://schemas.microsoft.com/office/word/2010/wordprocessingGroup" xmlns:wpi="http://schemas.microsoft.com/office/word/2010/wordprocessingInk" xmlns:wne="http://schemas.microsoft.com/office/word/2006/wordml" xmlns:wps="http://schemas.microsoft.com/office/word/2010/wordprocessingShape" mc:Ignorable="w14 w15 w16se w16cid w16 w16cex w16sdtdh w16sdtfl w16du wp14">
+  <w:p>
+    <w:pPr>
+      <w:pStyle w:val="Footer"/>
+      <w:jc w:val="right"/>
+    </w:pPr>
+    <w:r>
+      <w:t xml:space="preserve">PAGE: </w:t>
+    </w:r>
+    <w:sdt>
+      <w:sdtPr>
+        <w:id w:val="1716310931"/>
+        <w:docPartObj>
+          <w:docPartGallery w:val="Page Numbers (Bottom of Page)"/>
+          <w:docPartUnique/>
+        </w:docPartObj>
+      </w:sdtPr>
+      <w:sdtEndPr>
+        <w:rPr>
+          <w:noProof/>
+        </w:rPr>
+      </w:sdtEndPr>
+      <w:sdtContent>
+        <w:r>
+          <w:fldChar w:fldCharType="begin"/>
+        </w:r>
+        <w:r>
+          <w:instrText xml:space="preserve"> PAGE   \* MERGEFORMAT </w:instrText>
+        </w:r>
+        <w:r>
+          <w:fldChar w:fldCharType="separate"/>
+        </w:r>
+        <w:r>
+          <w:rPr>
+            <w:noProof/>
+          </w:rPr>
+          <w:t>2</w:t>
+        </w:r>
+        <w:r>
+          <w:rPr>
+            <w:noProof/>
+          </w:rPr>
+          <w:fldChar w:fldCharType="end"/>
+        </w:r>
+      </w:sdtContent>
+    </w:sdt>
+  </w:p>
+  <w:p>
+    <w:pPr>
+      <w:pStyle w:val="Footer"/>
+    </w:pPr>
+  </w:p>
+</w:ftr>
+</file>
+
+<file path=word/footnotes.xml><?xml version="1.0" encoding="utf-8"?>
+<w:footnotes xmlns:wpc="http://schemas.microsoft.com/office/word/2010/wordprocessingCanvas" xmlns:cx="http://schemas.microsoft.com/office/drawing/2014/chartex" xmlns:cx1="http://schemas.microsoft.com/office/drawing/2015/9/8/chartex" xmlns:cx2="http://schemas.microsoft.com/office/drawing/2015/10/21/chartex" xmlns:cx3="http://schemas.microsoft.com/office/drawing/2016/5/9/chartex" xmlns:cx4="http://schemas.microsoft.com/office/drawing/2016/5/10/chartex" xmlns:cx5="http://schemas.microsoft.com/office/drawing/2016/5/11/chartex" xmlns:cx6="http://schemas.microsoft.com/office/drawing/2016/5/12/chartex" xmlns:cx7="http://schemas.microsoft.com/office/drawing/2016/5/13/chartex" xmlns:cx8="http://schemas.microsoft.com/office/drawing/2016/5/14/chartex" xmlns:mc="http://schemas.openxmlformats.org/markup-compatibility/2006" xmlns:aink="http://schemas.microsoft.com/office/drawing/2016/ink" xmlns:am3d="http://schemas.microsoft.com/office/drawing/2017/model3d" xmlns:o="urn:schemas-microsoft-com:office:office" xmlns:oel="http://schemas.microsoft.com/office/2019/extlst" xmlns:r="http://schemas.openxmlformats.org/officeDocument/2006/relationships" xmlns:m="http://schemas.openxmlformats.org/officeDocument/2006/math" xmlns:v="urn:schemas-microsoft-com:vml" xmlns:wp14="http://schemas.microsoft.com/office/word/2010/wordprocessingDrawing" xmlns:wp="http://schemas.openxmlformats.org/drawingml/2006/wordprocessingDrawing" xmlns:w10="urn:schemas-microsoft-com:office:word" xmlns:w="http://schemas.openxmlformats.org/wordprocessingml/2006/main" xmlns:w14="http://schemas.microsoft.com/office/word/2010/wordml" xmlns:w15="http://schemas.microsoft.com/office/word/2012/wordml" xmlns:w16cex="http://schemas.microsoft.com/office/word/2018/wordml/cex" xmlns:w16cid="http://schemas.microsoft.com/office/word/2016/wordml/cid" xmlns:w16="http://schemas.microsoft.com/office/word/2018/wordml" xmlns:w16du="http://schemas.microsoft.com/office/word/2023/wordml/word16du" xmlns:w16sdtdh="http://schemas.microsoft.com/office/word/2020/wordml/sdtdatahash" xmlns:w16sdtfl="http://schemas.microsoft.com/office/word/2024/wordml/sdtformatlock" xmlns:w16se="http://schemas.microsoft.com/office/word/2015/wordml/symex" xmlns:wpg="http://schemas.microsoft.com/office/word/2010/wordprocessingGroup" xmlns:wpi="http://schemas.microsoft.com/office/word/2010/wordprocessingInk" xmlns:wne="http://schemas.microsoft.com/office/word/2006/wordml" xmlns:wps="http://schemas.microsoft.com/office/word/2010/wordprocessingShape" mc:Ignorable="w14 w15 w16se w16cid w16 w16cex w16sdtdh w16sdtfl w16du wp14">
+  <w:footnote w:type="separator" w:id="-1">
+    <w:p>
+      <w:pPr>
+        <w:spacing w:after="0" w:line="240" w:lineRule="auto"/>
+      </w:pPr>
+      <w:r>
+        <w:separator/>
+      </w:r>
+    </w:p>
+  </w:footnote>
+  <w:footnote w:type="continuationSeparator" w:id="0">
+    <w:p>
+      <w:pPr>
+        <w:spacing w:after="0" w:line="240" w:lineRule="auto"/>
+      </w:pPr>
+      <w:r>
+        <w:continuationSeparator/>
+      </w:r>
+    </w:p>
+  </w:footnote>
+</w:footnotes>
+</file>
+
 <file path=word/numbering.xml><?xml version="1.0" encoding="utf-8"?>
-<w:numbering xmlns:wpc="http://schemas.microsoft.com/office/word/2010/wordprocessingCanvas" xmlns:cx="http://schemas.microsoft.com/office/drawing/2014/chartex" xmlns:cx1="http://schemas.microsoft.com/office/drawing/2015/9/8/chartex" xmlns:cx2="http://schemas.microsoft.com/office/drawing/2015/10/21/chartex" xmlns:cx3="http://schemas.microsoft.com/office/drawing/2016/5/9/chartex" xmlns:cx4="http://schemas.microsoft.com/office/drawing/2016/5/10/chartex" xmlns:cx5="http://schemas.microsoft.com/office/drawing/2016/5/11/chartex" xmlns:cx6="http://schemas.microsoft.com/office/drawing/2016/5/12/chartex" xmlns:cx7="http://schemas.microsoft.com/office/drawing/2016/5/13/chartex" xmlns:cx8="http://schemas.microsoft.com/office/drawing/2016/5/14/chartex" xmlns:mc="http://schemas.openxmlformats.org/markup-compatibility/2006" xmlns:aink="http://schemas.microsoft.com/office/drawing/2016/ink" xmlns:am3d="http://schemas.microsoft.com/office/drawing/2017/model3d" xmlns:o="urn:schemas-microsoft-com:office:office" xmlns:oel="http://schemas.microsoft.com/office/2019/extlst" xmlns:r="http://schemas.openxmlformats.org/officeDocument/2006/relationships" xmlns:m="http://schemas.openxmlformats.org/officeDocument/2006/math" xmlns:v="urn:schemas-microsoft-com:vml" xmlns:wp14="http://schemas.microsoft.com/office/word/2010/wordprocessingDrawing" xmlns:wp="http://schemas.openxmlformats.org/drawingml/2006/wordprocessingDrawing" xmlns:w10="urn:schemas-microsoft-com:office:word" xmlns:w="http://schemas.openxmlformats.org/wordprocessingml/2006/main" xmlns:w14="http://schemas.microsoft.com/office/word/2010/wordml" xmlns:w15="http://schemas.microsoft.com/office/word/2012/wordml" xmlns:w16cei="http://schemas.microsoft.com/office/word/2026/wordml/cei" xmlns:w16cex="http://schemas.microsoft.com/office/word/2018/wordml/cex" xmlns:w16cid="http://schemas.microsoft.com/office/word/2016/wordml/cid" xmlns:w16="http://schemas.microsoft.com/office/word/2018/wordml" xmlns:w16du="http://schemas.microsoft.com/office/word/2023/wordml/word16du" xmlns:w16sdtdh="http://schemas.microsoft.com/office/word/2020/wordml/sdtdatahash" xmlns:w16sdtfl="http://schemas.microsoft.com/office/word/2024/wordml/sdtformatlock" xmlns:w16se="http://schemas.microsoft.com/office/word/2015/wordml/symex" xmlns:wpg="http://schemas.microsoft.com/office/word/2010/wordprocessingGroup" xmlns:wpi="http://schemas.microsoft.com/office/word/2010/wordprocessingInk" xmlns:wne="http://schemas.microsoft.com/office/word/2006/wordml" xmlns:wps="http://schemas.microsoft.com/office/word/2010/wordprocessingShape" mc:Ignorable="w14 w15 w16se w16cid w16 w16cex w16sdtdh w16sdtfl w16du wp14">
+<w:numbering xmlns:wpc="http://schemas.microsoft.com/office/word/2010/wordprocessingCanvas" xmlns:cx="http://schemas.microsoft.com/office/drawing/2014/chartex" xmlns:cx1="http://schemas.microsoft.com/office/drawing/2015/9/8/chartex" xmlns:cx2="http://schemas.microsoft.com/office/drawing/2015/10/21/chartex" xmlns:cx3="http://schemas.microsoft.com/office/drawing/2016/5/9/chartex" xmlns:cx4="http://schemas.microsoft.com/office/drawing/2016/5/10/chartex" xmlns:cx5="http://schemas.microsoft.com/office/drawing/2016/5/11/chartex" xmlns:cx6="http://schemas.microsoft.com/office/drawing/2016/5/12/chartex" xmlns:cx7="http://schemas.microsoft.com/office/drawing/2016/5/13/chartex" xmlns:cx8="http://schemas.microsoft.com/office/drawing/2016/5/14/chartex" xmlns:mc="http://schemas.openxmlformats.org/markup-compatibility/2006" xmlns:aink="http://schemas.microsoft.com/office/drawing/2016/ink" xmlns:am3d="http://schemas.microsoft.com/office/drawing/2017/model3d" xmlns:o="urn:schemas-microsoft-com:office:office" xmlns:oel="http://schemas.microsoft.com/office/2019/extlst" xmlns:r="http://schemas.openxmlformats.org/officeDocument/2006/relationships" xmlns:m="http://schemas.openxmlformats.org/officeDocument/2006/math" xmlns:v="urn:schemas-microsoft-com:vml" xmlns:wp14="http://schemas.microsoft.com/office/word/2010/wordprocessingDrawing" xmlns:wp="http://schemas.openxmlformats.org/drawingml/2006/wordprocessingDrawing" xmlns:w10="urn:schemas-microsoft-com:office:word" xmlns:w="http://schemas.openxmlformats.org/wordprocessingml/2006/main" xmlns:w14="http://schemas.microsoft.com/office/word/2010/wordml" xmlns:w15="http://schemas.microsoft.com/office/word/2012/wordml" xmlns:w16cex="http://schemas.microsoft.com/office/word/2018/wordml/cex" xmlns:w16cid="http://schemas.microsoft.com/office/word/2016/wordml/cid" xmlns:w16="http://schemas.microsoft.com/office/word/2018/wordml" xmlns:w16du="http://schemas.microsoft.com/office/word/2023/wordml/word16du" xmlns:w16sdtdh="http://schemas.microsoft.com/office/word/2020/wordml/sdtdatahash" xmlns:w16sdtfl="http://schemas.microsoft.com/office/word/2024/wordml/sdtformatlock" xmlns:w16se="http://schemas.microsoft.com/office/word/2015/wordml/symex" xmlns:wpg="http://schemas.microsoft.com/office/word/2010/wordprocessingGroup" xmlns:wpi="http://schemas.microsoft.com/office/word/2010/wordprocessingInk" xmlns:wne="http://schemas.microsoft.com/office/word/2006/wordml" xmlns:wps="http://schemas.microsoft.com/office/word/2010/wordprocessingShape" mc:Ignorable="w14 w15 w16se w16cid w16 w16cex w16sdtdh w16sdtfl w16du wp14">
   <w:abstractNum w:abstractNumId="0" w15:restartNumberingAfterBreak="0">
+    <w:nsid w:val="031B4A82"/>
+    <w:multiLevelType w:val="multilevel"/>
+    <w:tmpl w:val="3EBC44F0"/>
+    <w:lvl w:ilvl="0">
+      <w:start w:val="1"/>
+      <w:numFmt w:val="bullet"/>
+      <w:lvlText w:val=""/>
+      <w:lvlJc w:val="left"/>
+      <w:pPr>
+        <w:tabs>
+          <w:tab w:val="num" w:pos="720"/>
+        </w:tabs>
+        <w:ind w:left="720" w:hanging="360"/>
+      </w:pPr>
+      <w:rPr>
+        <w:rFonts w:ascii="Symbol" w:hAnsi="Symbol" w:hint="default"/>
+        <w:sz w:val="20"/>
+      </w:rPr>
+    </w:lvl>
+    <w:lvl w:ilvl="1" w:tentative="1">
+      <w:start w:val="1"/>
+      <w:numFmt w:val="bullet"/>
+      <w:lvlText w:val="o"/>
+      <w:lvlJc w:val="left"/>
+      <w:pPr>
+        <w:tabs>
+          <w:tab w:val="num" w:pos="1440"/>
+        </w:tabs>
+        <w:ind w:left="1440" w:hanging="360"/>
+      </w:pPr>
+      <w:rPr>
+        <w:rFonts w:ascii="Courier New" w:hAnsi="Courier New" w:hint="default"/>
+        <w:sz w:val="20"/>
+      </w:rPr>
+    </w:lvl>
+    <w:lvl w:ilvl="2" w:tentative="1">
+      <w:start w:val="1"/>
+      <w:numFmt w:val="bullet"/>
+      <w:lvlText w:val=""/>
+      <w:lvlJc w:val="left"/>
+      <w:pPr>
+        <w:tabs>
+          <w:tab w:val="num" w:pos="2160"/>
+        </w:tabs>
+        <w:ind w:left="2160" w:hanging="360"/>
+      </w:pPr>
+      <w:rPr>
+        <w:rFonts w:ascii="Wingdings" w:hAnsi="Wingdings" w:hint="default"/>
+        <w:sz w:val="20"/>
+      </w:rPr>
+    </w:lvl>
+    <w:lvl w:ilvl="3" w:tentative="1">
+      <w:start w:val="1"/>
+      <w:numFmt w:val="bullet"/>
+      <w:lvlText w:val=""/>
+      <w:lvlJc w:val="left"/>
+      <w:pPr>
+        <w:tabs>
+          <w:tab w:val="num" w:pos="2880"/>
+        </w:tabs>
+        <w:ind w:left="2880" w:hanging="360"/>
+      </w:pPr>
+      <w:rPr>
+        <w:rFonts w:ascii="Wingdings" w:hAnsi="Wingdings" w:hint="default"/>
+        <w:sz w:val="20"/>
+      </w:rPr>
+    </w:lvl>
+    <w:lvl w:ilvl="4" w:tentative="1">
+      <w:start w:val="1"/>
+      <w:numFmt w:val="bullet"/>
+      <w:lvlText w:val=""/>
+      <w:lvlJc w:val="left"/>
+      <w:pPr>
+        <w:tabs>
+          <w:tab w:val="num" w:pos="3600"/>
+        </w:tabs>
+        <w:ind w:left="3600" w:hanging="360"/>
+      </w:pPr>
+      <w:rPr>
+        <w:rFonts w:ascii="Wingdings" w:hAnsi="Wingdings" w:hint="default"/>
+        <w:sz w:val="20"/>
+      </w:rPr>
+    </w:lvl>
+    <w:lvl w:ilvl="5" w:tentative="1">
+      <w:start w:val="1"/>
+      <w:numFmt w:val="bullet"/>
+      <w:lvlText w:val=""/>
+      <w:lvlJc w:val="left"/>
+      <w:pPr>
+        <w:tabs>
+          <w:tab w:val="num" w:pos="4320"/>
+        </w:tabs>
+        <w:ind w:left="4320" w:hanging="360"/>
+      </w:pPr>
+      <w:rPr>
+        <w:rFonts w:ascii="Wingdings" w:hAnsi="Wingdings" w:hint="default"/>
+        <w:sz w:val="20"/>
+      </w:rPr>
+    </w:lvl>
+    <w:lvl w:ilvl="6" w:tentative="1">
+      <w:start w:val="1"/>
+      <w:numFmt w:val="bullet"/>
+      <w:lvlText w:val=""/>
+      <w:lvlJc w:val="left"/>
+      <w:pPr>
+        <w:tabs>
+          <w:tab w:val="num" w:pos="5040"/>
+        </w:tabs>
+        <w:ind w:left="5040" w:hanging="360"/>
+      </w:pPr>
+      <w:rPr>
+        <w:rFonts w:ascii="Wingdings" w:hAnsi="Wingdings" w:hint="default"/>
+        <w:sz w:val="20"/>
+      </w:rPr>
+    </w:lvl>
+    <w:lvl w:ilvl="7" w:tentative="1">
+      <w:start w:val="1"/>
+      <w:numFmt w:val="bullet"/>
+      <w:lvlText w:val=""/>
+      <w:lvlJc w:val="left"/>
+      <w:pPr>
+        <w:tabs>
+          <w:tab w:val="num" w:pos="5760"/>
+        </w:tabs>
+        <w:ind w:left="5760" w:hanging="360"/>
+      </w:pPr>
+      <w:rPr>
+        <w:rFonts w:ascii="Wingdings" w:hAnsi="Wingdings" w:hint="default"/>
+        <w:sz w:val="20"/>
+      </w:rPr>
+    </w:lvl>
+    <w:lvl w:ilvl="8" w:tentative="1">
+      <w:start w:val="1"/>
+      <w:numFmt w:val="bullet"/>
+      <w:lvlText w:val=""/>
+      <w:lvlJc w:val="left"/>
+      <w:pPr>
+        <w:tabs>
+          <w:tab w:val="num" w:pos="6480"/>
+        </w:tabs>
+        <w:ind w:left="6480" w:hanging="360"/>
+      </w:pPr>
+      <w:rPr>
+        <w:rFonts w:ascii="Wingdings" w:hAnsi="Wingdings" w:hint="default"/>
+        <w:sz w:val="20"/>
+      </w:rPr>
+    </w:lvl>
+  </w:abstractNum>
+  <w:abstractNum w:abstractNumId="1" w15:restartNumberingAfterBreak="0">
     <w:nsid w:val="06354BCF"/>
     <w:multiLevelType w:val="multilevel"/>
     <w:tmpl w:val="06E865AC"/>
@@ -576,7 +1063,156 @@
       </w:rPr>
     </w:lvl>
   </w:abstractNum>
-  <w:abstractNum w:abstractNumId="1" w15:restartNumberingAfterBreak="0">
+  <w:abstractNum w:abstractNumId="2" w15:restartNumberingAfterBreak="0">
+    <w:nsid w:val="07D06C67"/>
+    <w:multiLevelType w:val="multilevel"/>
+    <w:tmpl w:val="D898EB12"/>
+    <w:lvl w:ilvl="0">
+      <w:start w:val="1"/>
+      <w:numFmt w:val="bullet"/>
+      <w:lvlText w:val=""/>
+      <w:lvlJc w:val="left"/>
+      <w:pPr>
+        <w:tabs>
+          <w:tab w:val="num" w:pos="720"/>
+        </w:tabs>
+        <w:ind w:left="720" w:hanging="360"/>
+      </w:pPr>
+      <w:rPr>
+        <w:rFonts w:ascii="Symbol" w:hAnsi="Symbol" w:hint="default"/>
+        <w:sz w:val="20"/>
+      </w:rPr>
+    </w:lvl>
+    <w:lvl w:ilvl="1" w:tentative="1">
+      <w:start w:val="1"/>
+      <w:numFmt w:val="bullet"/>
+      <w:lvlText w:val="o"/>
+      <w:lvlJc w:val="left"/>
+      <w:pPr>
+        <w:tabs>
+          <w:tab w:val="num" w:pos="1440"/>
+        </w:tabs>
+        <w:ind w:left="1440" w:hanging="360"/>
+      </w:pPr>
+      <w:rPr>
+        <w:rFonts w:ascii="Courier New" w:hAnsi="Courier New" w:hint="default"/>
+        <w:sz w:val="20"/>
+      </w:rPr>
+    </w:lvl>
+    <w:lvl w:ilvl="2" w:tentative="1">
+      <w:start w:val="1"/>
+      <w:numFmt w:val="bullet"/>
+      <w:lvlText w:val=""/>
+      <w:lvlJc w:val="left"/>
+      <w:pPr>
+        <w:tabs>
+          <w:tab w:val="num" w:pos="2160"/>
+        </w:tabs>
+        <w:ind w:left="2160" w:hanging="360"/>
+      </w:pPr>
+      <w:rPr>
+        <w:rFonts w:ascii="Wingdings" w:hAnsi="Wingdings" w:hint="default"/>
+        <w:sz w:val="20"/>
+      </w:rPr>
+    </w:lvl>
+    <w:lvl w:ilvl="3" w:tentative="1">
+      <w:start w:val="1"/>
+      <w:numFmt w:val="bullet"/>
+      <w:lvlText w:val=""/>
+      <w:lvlJc w:val="left"/>
+      <w:pPr>
+        <w:tabs>
+          <w:tab w:val="num" w:pos="2880"/>
+        </w:tabs>
+        <w:ind w:left="2880" w:hanging="360"/>
+      </w:pPr>
+      <w:rPr>
+        <w:rFonts w:ascii="Wingdings" w:hAnsi="Wingdings" w:hint="default"/>
+        <w:sz w:val="20"/>
+      </w:rPr>
+    </w:lvl>
+    <w:lvl w:ilvl="4" w:tentative="1">
+      <w:start w:val="1"/>
+      <w:numFmt w:val="bullet"/>
+      <w:lvlText w:val=""/>
+      <w:lvlJc w:val="left"/>
+      <w:pPr>
+        <w:tabs>
+          <w:tab w:val="num" w:pos="3600"/>
+        </w:tabs>
+        <w:ind w:left="3600" w:hanging="360"/>
+      </w:pPr>
+      <w:rPr>
+        <w:rFonts w:ascii="Wingdings" w:hAnsi="Wingdings" w:hint="default"/>
+        <w:sz w:val="20"/>
+      </w:rPr>
+    </w:lvl>
+    <w:lvl w:ilvl="5" w:tentative="1">
+      <w:start w:val="1"/>
+      <w:numFmt w:val="bullet"/>
+      <w:lvlText w:val=""/>
+      <w:lvlJc w:val="left"/>
+      <w:pPr>
+        <w:tabs>
+          <w:tab w:val="num" w:pos="4320"/>
+        </w:tabs>
+        <w:ind w:left="4320" w:hanging="360"/>
+      </w:pPr>
+      <w:rPr>
+        <w:rFonts w:ascii="Wingdings" w:hAnsi="Wingdings" w:hint="default"/>
+        <w:sz w:val="20"/>
+      </w:rPr>
+    </w:lvl>
+    <w:lvl w:ilvl="6" w:tentative="1">
+      <w:start w:val="1"/>
+      <w:numFmt w:val="bullet"/>
+      <w:lvlText w:val=""/>
+      <w:lvlJc w:val="left"/>
+      <w:pPr>
+        <w:tabs>
+          <w:tab w:val="num" w:pos="5040"/>
+        </w:tabs>
+        <w:ind w:left="5040" w:hanging="360"/>
+      </w:pPr>
+      <w:rPr>
+        <w:rFonts w:ascii="Wingdings" w:hAnsi="Wingdings" w:hint="default"/>
+        <w:sz w:val="20"/>
+      </w:rPr>
+    </w:lvl>
+    <w:lvl w:ilvl="7" w:tentative="1">
+      <w:start w:val="1"/>
+      <w:numFmt w:val="bullet"/>
+      <w:lvlText w:val=""/>
+      <w:lvlJc w:val="left"/>
+      <w:pPr>
+        <w:tabs>
+          <w:tab w:val="num" w:pos="5760"/>
+        </w:tabs>
+        <w:ind w:left="5760" w:hanging="360"/>
+      </w:pPr>
+      <w:rPr>
+        <w:rFonts w:ascii="Wingdings" w:hAnsi="Wingdings" w:hint="default"/>
+        <w:sz w:val="20"/>
+      </w:rPr>
+    </w:lvl>
+    <w:lvl w:ilvl="8" w:tentative="1">
+      <w:start w:val="1"/>
+      <w:numFmt w:val="bullet"/>
+      <w:lvlText w:val=""/>
+      <w:lvlJc w:val="left"/>
+      <w:pPr>
+        <w:tabs>
+          <w:tab w:val="num" w:pos="6480"/>
+        </w:tabs>
+        <w:ind w:left="6480" w:hanging="360"/>
+      </w:pPr>
+      <w:rPr>
+        <w:rFonts w:ascii="Wingdings" w:hAnsi="Wingdings" w:hint="default"/>
+        <w:sz w:val="20"/>
+      </w:rPr>
+    </w:lvl>
+  </w:abstractNum>
+  <w:abstractNum w:abstractNumId="3" w15:restartNumberingAfterBreak="0">
     <w:nsid w:val="14401A13"/>
     <w:multiLevelType w:val="multilevel"/>
     <w:tmpl w:val="F0B27BDE"/>
@@ -725,7 +1361,454 @@
       </w:rPr>
     </w:lvl>
   </w:abstractNum>
-  <w:abstractNum w:abstractNumId="2" w15:restartNumberingAfterBreak="0">
+  <w:abstractNum w:abstractNumId="4" w15:restartNumberingAfterBreak="0">
+    <w:nsid w:val="15116656"/>
+    <w:multiLevelType w:val="multilevel"/>
+    <w:tmpl w:val="574ECC9E"/>
+    <w:lvl w:ilvl="0">
+      <w:start w:val="1"/>
+      <w:numFmt w:val="bullet"/>
+      <w:lvlText w:val=""/>
+      <w:lvlJc w:val="left"/>
+      <w:pPr>
+        <w:tabs>
+          <w:tab w:val="num" w:pos="720"/>
+        </w:tabs>
+        <w:ind w:left="720" w:hanging="360"/>
+      </w:pPr>
+      <w:rPr>
+        <w:rFonts w:ascii="Symbol" w:hAnsi="Symbol" w:hint="default"/>
+        <w:sz w:val="20"/>
+      </w:rPr>
+    </w:lvl>
+    <w:lvl w:ilvl="1" w:tentative="1">
+      <w:start w:val="1"/>
+      <w:numFmt w:val="bullet"/>
+      <w:lvlText w:val="o"/>
+      <w:lvlJc w:val="left"/>
+      <w:pPr>
+        <w:tabs>
+          <w:tab w:val="num" w:pos="1440"/>
+        </w:tabs>
+        <w:ind w:left="1440" w:hanging="360"/>
+      </w:pPr>
+      <w:rPr>
+        <w:rFonts w:ascii="Courier New" w:hAnsi="Courier New" w:hint="default"/>
+        <w:sz w:val="20"/>
+      </w:rPr>
+    </w:lvl>
+    <w:lvl w:ilvl="2" w:tentative="1">
+      <w:start w:val="1"/>
+      <w:numFmt w:val="bullet"/>
+      <w:lvlText w:val=""/>
+      <w:lvlJc w:val="left"/>
+      <w:pPr>
+        <w:tabs>
+          <w:tab w:val="num" w:pos="2160"/>
+        </w:tabs>
+        <w:ind w:left="2160" w:hanging="360"/>
+      </w:pPr>
+      <w:rPr>
+        <w:rFonts w:ascii="Wingdings" w:hAnsi="Wingdings" w:hint="default"/>
+        <w:sz w:val="20"/>
+      </w:rPr>
+    </w:lvl>
+    <w:lvl w:ilvl="3" w:tentative="1">
+      <w:start w:val="1"/>
+      <w:numFmt w:val="bullet"/>
+      <w:lvlText w:val=""/>
+      <w:lvlJc w:val="left"/>
+      <w:pPr>
+        <w:tabs>
+          <w:tab w:val="num" w:pos="2880"/>
+        </w:tabs>
+        <w:ind w:left="2880" w:hanging="360"/>
+      </w:pPr>
+      <w:rPr>
+        <w:rFonts w:ascii="Wingdings" w:hAnsi="Wingdings" w:hint="default"/>
+        <w:sz w:val="20"/>
+      </w:rPr>
+    </w:lvl>
+    <w:lvl w:ilvl="4" w:tentative="1">
+      <w:start w:val="1"/>
+      <w:numFmt w:val="bullet"/>
+      <w:lvlText w:val=""/>
+      <w:lvlJc w:val="left"/>
+      <w:pPr>
+        <w:tabs>
+          <w:tab w:val="num" w:pos="3600"/>
+        </w:tabs>
+        <w:ind w:left="3600" w:hanging="360"/>
+      </w:pPr>
+      <w:rPr>
+        <w:rFonts w:ascii="Wingdings" w:hAnsi="Wingdings" w:hint="default"/>
+        <w:sz w:val="20"/>
+      </w:rPr>
+    </w:lvl>
+    <w:lvl w:ilvl="5" w:tentative="1">
+      <w:start w:val="1"/>
+      <w:numFmt w:val="bullet"/>
+      <w:lvlText w:val=""/>
+      <w:lvlJc w:val="left"/>
+      <w:pPr>
+        <w:tabs>
+          <w:tab w:val="num" w:pos="4320"/>
+        </w:tabs>
+        <w:ind w:left="4320" w:hanging="360"/>
+      </w:pPr>
+      <w:rPr>
+        <w:rFonts w:ascii="Wingdings" w:hAnsi="Wingdings" w:hint="default"/>
+        <w:sz w:val="20"/>
+      </w:rPr>
+    </w:lvl>
+    <w:lvl w:ilvl="6" w:tentative="1">
+      <w:start w:val="1"/>
+      <w:numFmt w:val="bullet"/>
+      <w:lvlText w:val=""/>
+      <w:lvlJc w:val="left"/>
+      <w:pPr>
+        <w:tabs>
+          <w:tab w:val="num" w:pos="5040"/>
+        </w:tabs>
+        <w:ind w:left="5040" w:hanging="360"/>
+      </w:pPr>
+      <w:rPr>
+        <w:rFonts w:ascii="Wingdings" w:hAnsi="Wingdings" w:hint="default"/>
+        <w:sz w:val="20"/>
+      </w:rPr>
+    </w:lvl>
+    <w:lvl w:ilvl="7" w:tentative="1">
+      <w:start w:val="1"/>
+      <w:numFmt w:val="bullet"/>
+      <w:lvlText w:val=""/>
+      <w:lvlJc w:val="left"/>
+      <w:pPr>
+        <w:tabs>
+          <w:tab w:val="num" w:pos="5760"/>
+        </w:tabs>
+        <w:ind w:left="5760" w:hanging="360"/>
+      </w:pPr>
+      <w:rPr>
+        <w:rFonts w:ascii="Wingdings" w:hAnsi="Wingdings" w:hint="default"/>
+        <w:sz w:val="20"/>
+      </w:rPr>
+    </w:lvl>
+    <w:lvl w:ilvl="8" w:tentative="1">
+      <w:start w:val="1"/>
+      <w:numFmt w:val="bullet"/>
+      <w:lvlText w:val=""/>
+      <w:lvlJc w:val="left"/>
+      <w:pPr>
+        <w:tabs>
+          <w:tab w:val="num" w:pos="6480"/>
+        </w:tabs>
+        <w:ind w:left="6480" w:hanging="360"/>
+      </w:pPr>
+      <w:rPr>
+        <w:rFonts w:ascii="Wingdings" w:hAnsi="Wingdings" w:hint="default"/>
+        <w:sz w:val="20"/>
+      </w:rPr>
+    </w:lvl>
+  </w:abstractNum>
+  <w:abstractNum w:abstractNumId="5" w15:restartNumberingAfterBreak="0">
+    <w:nsid w:val="18FC2D8F"/>
+    <w:multiLevelType w:val="multilevel"/>
+    <w:tmpl w:val="FC701FD4"/>
+    <w:lvl w:ilvl="0">
+      <w:start w:val="1"/>
+      <w:numFmt w:val="bullet"/>
+      <w:lvlText w:val=""/>
+      <w:lvlJc w:val="left"/>
+      <w:pPr>
+        <w:tabs>
+          <w:tab w:val="num" w:pos="720"/>
+        </w:tabs>
+        <w:ind w:left="720" w:hanging="360"/>
+      </w:pPr>
+      <w:rPr>
+        <w:rFonts w:ascii="Symbol" w:hAnsi="Symbol" w:hint="default"/>
+        <w:sz w:val="20"/>
+      </w:rPr>
+    </w:lvl>
+    <w:lvl w:ilvl="1" w:tentative="1">
+      <w:start w:val="1"/>
+      <w:numFmt w:val="bullet"/>
+      <w:lvlText w:val="o"/>
+      <w:lvlJc w:val="left"/>
+      <w:pPr>
+        <w:tabs>
+          <w:tab w:val="num" w:pos="1440"/>
+        </w:tabs>
+        <w:ind w:left="1440" w:hanging="360"/>
+      </w:pPr>
+      <w:rPr>
+        <w:rFonts w:ascii="Courier New" w:hAnsi="Courier New" w:hint="default"/>
+        <w:sz w:val="20"/>
+      </w:rPr>
+    </w:lvl>
+    <w:lvl w:ilvl="2" w:tentative="1">
+      <w:start w:val="1"/>
+      <w:numFmt w:val="bullet"/>
+      <w:lvlText w:val=""/>
+      <w:lvlJc w:val="left"/>
+      <w:pPr>
+        <w:tabs>
+          <w:tab w:val="num" w:pos="2160"/>
+        </w:tabs>
+        <w:ind w:left="2160" w:hanging="360"/>
+      </w:pPr>
+      <w:rPr>
+        <w:rFonts w:ascii="Wingdings" w:hAnsi="Wingdings" w:hint="default"/>
+        <w:sz w:val="20"/>
+      </w:rPr>
+    </w:lvl>
+    <w:lvl w:ilvl="3" w:tentative="1">
+      <w:start w:val="1"/>
+      <w:numFmt w:val="bullet"/>
+      <w:lvlText w:val=""/>
+      <w:lvlJc w:val="left"/>
+      <w:pPr>
+        <w:tabs>
+          <w:tab w:val="num" w:pos="2880"/>
+        </w:tabs>
+        <w:ind w:left="2880" w:hanging="360"/>
+      </w:pPr>
+      <w:rPr>
+        <w:rFonts w:ascii="Wingdings" w:hAnsi="Wingdings" w:hint="default"/>
+        <w:sz w:val="20"/>
+      </w:rPr>
+    </w:lvl>
+    <w:lvl w:ilvl="4" w:tentative="1">
+      <w:start w:val="1"/>
+      <w:numFmt w:val="bullet"/>
+      <w:lvlText w:val=""/>
+      <w:lvlJc w:val="left"/>
+      <w:pPr>
+        <w:tabs>
+          <w:tab w:val="num" w:pos="3600"/>
+        </w:tabs>
+        <w:ind w:left="3600" w:hanging="360"/>
+      </w:pPr>
+      <w:rPr>
+        <w:rFonts w:ascii="Wingdings" w:hAnsi="Wingdings" w:hint="default"/>
+        <w:sz w:val="20"/>
+      </w:rPr>
+    </w:lvl>
+    <w:lvl w:ilvl="5" w:tentative="1">
+      <w:start w:val="1"/>
+      <w:numFmt w:val="bullet"/>
+      <w:lvlText w:val=""/>
+      <w:lvlJc w:val="left"/>
+      <w:pPr>
+        <w:tabs>
+          <w:tab w:val="num" w:pos="4320"/>
+        </w:tabs>
+        <w:ind w:left="4320" w:hanging="360"/>
+      </w:pPr>
+      <w:rPr>
+        <w:rFonts w:ascii="Wingdings" w:hAnsi="Wingdings" w:hint="default"/>
+        <w:sz w:val="20"/>
+      </w:rPr>
+    </w:lvl>
+    <w:lvl w:ilvl="6" w:tentative="1">
+      <w:start w:val="1"/>
+      <w:numFmt w:val="bullet"/>
+      <w:lvlText w:val=""/>
+      <w:lvlJc w:val="left"/>
+      <w:pPr>
+        <w:tabs>
+          <w:tab w:val="num" w:pos="5040"/>
+        </w:tabs>
+        <w:ind w:left="5040" w:hanging="360"/>
+      </w:pPr>
+      <w:rPr>
+        <w:rFonts w:ascii="Wingdings" w:hAnsi="Wingdings" w:hint="default"/>
+        <w:sz w:val="20"/>
+      </w:rPr>
+    </w:lvl>
+    <w:lvl w:ilvl="7" w:tentative="1">
+      <w:start w:val="1"/>
+      <w:numFmt w:val="bullet"/>
+      <w:lvlText w:val=""/>
+      <w:lvlJc w:val="left"/>
+      <w:pPr>
+        <w:tabs>
+          <w:tab w:val="num" w:pos="5760"/>
+        </w:tabs>
+        <w:ind w:left="5760" w:hanging="360"/>
+      </w:pPr>
+      <w:rPr>
+        <w:rFonts w:ascii="Wingdings" w:hAnsi="Wingdings" w:hint="default"/>
+        <w:sz w:val="20"/>
+      </w:rPr>
+    </w:lvl>
+    <w:lvl w:ilvl="8" w:tentative="1">
+      <w:start w:val="1"/>
+      <w:numFmt w:val="bullet"/>
+      <w:lvlText w:val=""/>
+      <w:lvlJc w:val="left"/>
+      <w:pPr>
+        <w:tabs>
+          <w:tab w:val="num" w:pos="6480"/>
+        </w:tabs>
+        <w:ind w:left="6480" w:hanging="360"/>
+      </w:pPr>
+      <w:rPr>
+        <w:rFonts w:ascii="Wingdings" w:hAnsi="Wingdings" w:hint="default"/>
+        <w:sz w:val="20"/>
+      </w:rPr>
+    </w:lvl>
+  </w:abstractNum>
+  <w:abstractNum w:abstractNumId="6" w15:restartNumberingAfterBreak="0">
+    <w:nsid w:val="20B871DD"/>
+    <w:multiLevelType w:val="multilevel"/>
+    <w:tmpl w:val="F2B82DDE"/>
+    <w:lvl w:ilvl="0">
+      <w:start w:val="1"/>
+      <w:numFmt w:val="bullet"/>
+      <w:lvlText w:val=""/>
+      <w:lvlJc w:val="left"/>
+      <w:pPr>
+        <w:tabs>
+          <w:tab w:val="num" w:pos="720"/>
+        </w:tabs>
+        <w:ind w:left="720" w:hanging="360"/>
+      </w:pPr>
+      <w:rPr>
+        <w:rFonts w:ascii="Symbol" w:hAnsi="Symbol" w:hint="default"/>
+        <w:sz w:val="20"/>
+      </w:rPr>
+    </w:lvl>
+    <w:lvl w:ilvl="1">
+      <w:start w:val="1"/>
+      <w:numFmt w:val="bullet"/>
+      <w:lvlText w:val="o"/>
+      <w:lvlJc w:val="left"/>
+      <w:pPr>
+        <w:tabs>
+          <w:tab w:val="num" w:pos="1440"/>
+        </w:tabs>
+        <w:ind w:left="1440" w:hanging="360"/>
+      </w:pPr>
+      <w:rPr>
+        <w:rFonts w:ascii="Courier New" w:hAnsi="Courier New" w:hint="default"/>
+        <w:sz w:val="20"/>
+      </w:rPr>
+    </w:lvl>
+    <w:lvl w:ilvl="2" w:tentative="1">
+      <w:start w:val="1"/>
+      <w:numFmt w:val="bullet"/>
+      <w:lvlText w:val=""/>
+      <w:lvlJc w:val="left"/>
+      <w:pPr>
+        <w:tabs>
+          <w:tab w:val="num" w:pos="2160"/>
+        </w:tabs>
+        <w:ind w:left="2160" w:hanging="360"/>
+      </w:pPr>
+      <w:rPr>
+        <w:rFonts w:ascii="Wingdings" w:hAnsi="Wingdings" w:hint="default"/>
+        <w:sz w:val="20"/>
+      </w:rPr>
+    </w:lvl>
+    <w:lvl w:ilvl="3" w:tentative="1">
+      <w:start w:val="1"/>
+      <w:numFmt w:val="bullet"/>
+      <w:lvlText w:val=""/>
+      <w:lvlJc w:val="left"/>
+      <w:pPr>
+        <w:tabs>
+          <w:tab w:val="num" w:pos="2880"/>
+        </w:tabs>
+        <w:ind w:left="2880" w:hanging="360"/>
+      </w:pPr>
+      <w:rPr>
+        <w:rFonts w:ascii="Wingdings" w:hAnsi="Wingdings" w:hint="default"/>
+        <w:sz w:val="20"/>
+      </w:rPr>
+    </w:lvl>
+    <w:lvl w:ilvl="4" w:tentative="1">
+      <w:start w:val="1"/>
+      <w:numFmt w:val="bullet"/>
+      <w:lvlText w:val=""/>
+      <w:lvlJc w:val="left"/>
+      <w:pPr>
+        <w:tabs>
+          <w:tab w:val="num" w:pos="3600"/>
+        </w:tabs>
+        <w:ind w:left="3600" w:hanging="360"/>
+      </w:pPr>
+      <w:rPr>
+        <w:rFonts w:ascii="Wingdings" w:hAnsi="Wingdings" w:hint="default"/>
+        <w:sz w:val="20"/>
+      </w:rPr>
+    </w:lvl>
+    <w:lvl w:ilvl="5" w:tentative="1">
+      <w:start w:val="1"/>
+      <w:numFmt w:val="bullet"/>
+      <w:lvlText w:val=""/>
+      <w:lvlJc w:val="left"/>
+      <w:pPr>
+        <w:tabs>
+          <w:tab w:val="num" w:pos="4320"/>
+        </w:tabs>
+        <w:ind w:left="4320" w:hanging="360"/>
+      </w:pPr>
+      <w:rPr>
+        <w:rFonts w:ascii="Wingdings" w:hAnsi="Wingdings" w:hint="default"/>
+        <w:sz w:val="20"/>
+      </w:rPr>
+    </w:lvl>
+    <w:lvl w:ilvl="6" w:tentative="1">
+      <w:start w:val="1"/>
+      <w:numFmt w:val="bullet"/>
+      <w:lvlText w:val=""/>
+      <w:lvlJc w:val="left"/>
+      <w:pPr>
+        <w:tabs>
+          <w:tab w:val="num" w:pos="5040"/>
+        </w:tabs>
+        <w:ind w:left="5040" w:hanging="360"/>
+      </w:pPr>
+      <w:rPr>
+        <w:rFonts w:ascii="Wingdings" w:hAnsi="Wingdings" w:hint="default"/>
+        <w:sz w:val="20"/>
+      </w:rPr>
+    </w:lvl>
+    <w:lvl w:ilvl="7" w:tentative="1">
+      <w:start w:val="1"/>
+      <w:numFmt w:val="bullet"/>
+      <w:lvlText w:val=""/>
+      <w:lvlJc w:val="left"/>
+      <w:pPr>
+        <w:tabs>
+          <w:tab w:val="num" w:pos="5760"/>
+        </w:tabs>
+        <w:ind w:left="5760" w:hanging="360"/>
+      </w:pPr>
+      <w:rPr>
+        <w:rFonts w:ascii="Wingdings" w:hAnsi="Wingdings" w:hint="default"/>
+        <w:sz w:val="20"/>
+      </w:rPr>
+    </w:lvl>
+    <w:lvl w:ilvl="8" w:tentative="1">
+      <w:start w:val="1"/>
+      <w:numFmt w:val="bullet"/>
+      <w:lvlText w:val=""/>
+      <w:lvlJc w:val="left"/>
+      <w:pPr>
+        <w:tabs>
+          <w:tab w:val="num" w:pos="6480"/>
+        </w:tabs>
+        <w:ind w:left="6480" w:hanging="360"/>
+      </w:pPr>
+      <w:rPr>
+        <w:rFonts w:ascii="Wingdings" w:hAnsi="Wingdings" w:hint="default"/>
+        <w:sz w:val="20"/>
+      </w:rPr>
+    </w:lvl>
+  </w:abstractNum>
+  <w:abstractNum w:abstractNumId="7" w15:restartNumberingAfterBreak="0">
     <w:nsid w:val="24E823CA"/>
     <w:multiLevelType w:val="multilevel"/>
     <w:tmpl w:val="4BA21B60"/>
@@ -874,7 +1957,7 @@
       </w:rPr>
     </w:lvl>
   </w:abstractNum>
-  <w:abstractNum w:abstractNumId="3" w15:restartNumberingAfterBreak="0">
+  <w:abstractNum w:abstractNumId="8" w15:restartNumberingAfterBreak="0">
     <w:nsid w:val="479447BB"/>
     <w:multiLevelType w:val="multilevel"/>
     <w:tmpl w:val="3482DC8A"/>
@@ -1023,7 +2106,305 @@
       </w:rPr>
     </w:lvl>
   </w:abstractNum>
-  <w:abstractNum w:abstractNumId="4" w15:restartNumberingAfterBreak="0">
+  <w:abstractNum w:abstractNumId="9" w15:restartNumberingAfterBreak="0">
+    <w:nsid w:val="4C9C3EB9"/>
+    <w:multiLevelType w:val="multilevel"/>
+    <w:tmpl w:val="EE0490E4"/>
+    <w:lvl w:ilvl="0">
+      <w:start w:val="1"/>
+      <w:numFmt w:val="bullet"/>
+      <w:lvlText w:val=""/>
+      <w:lvlJc w:val="left"/>
+      <w:pPr>
+        <w:tabs>
+          <w:tab w:val="num" w:pos="720"/>
+        </w:tabs>
+        <w:ind w:left="720" w:hanging="360"/>
+      </w:pPr>
+      <w:rPr>
+        <w:rFonts w:ascii="Symbol" w:hAnsi="Symbol" w:hint="default"/>
+        <w:sz w:val="20"/>
+      </w:rPr>
+    </w:lvl>
+    <w:lvl w:ilvl="1" w:tentative="1">
+      <w:start w:val="1"/>
+      <w:numFmt w:val="bullet"/>
+      <w:lvlText w:val="o"/>
+      <w:lvlJc w:val="left"/>
+      <w:pPr>
+        <w:tabs>
+          <w:tab w:val="num" w:pos="1440"/>
+        </w:tabs>
+        <w:ind w:left="1440" w:hanging="360"/>
+      </w:pPr>
+      <w:rPr>
+        <w:rFonts w:ascii="Courier New" w:hAnsi="Courier New" w:hint="default"/>
+        <w:sz w:val="20"/>
+      </w:rPr>
+    </w:lvl>
+    <w:lvl w:ilvl="2" w:tentative="1">
+      <w:start w:val="1"/>
+      <w:numFmt w:val="bullet"/>
+      <w:lvlText w:val=""/>
+      <w:lvlJc w:val="left"/>
+      <w:pPr>
+        <w:tabs>
+          <w:tab w:val="num" w:pos="2160"/>
+        </w:tabs>
+        <w:ind w:left="2160" w:hanging="360"/>
+      </w:pPr>
+      <w:rPr>
+        <w:rFonts w:ascii="Wingdings" w:hAnsi="Wingdings" w:hint="default"/>
+        <w:sz w:val="20"/>
+      </w:rPr>
+    </w:lvl>
+    <w:lvl w:ilvl="3" w:tentative="1">
+      <w:start w:val="1"/>
+      <w:numFmt w:val="bullet"/>
+      <w:lvlText w:val=""/>
+      <w:lvlJc w:val="left"/>
+      <w:pPr>
+        <w:tabs>
+          <w:tab w:val="num" w:pos="2880"/>
+        </w:tabs>
+        <w:ind w:left="2880" w:hanging="360"/>
+      </w:pPr>
+      <w:rPr>
+        <w:rFonts w:ascii="Wingdings" w:hAnsi="Wingdings" w:hint="default"/>
+        <w:sz w:val="20"/>
+      </w:rPr>
+    </w:lvl>
+    <w:lvl w:ilvl="4" w:tentative="1">
+      <w:start w:val="1"/>
+      <w:numFmt w:val="bullet"/>
+      <w:lvlText w:val=""/>
+      <w:lvlJc w:val="left"/>
+      <w:pPr>
+        <w:tabs>
+          <w:tab w:val="num" w:pos="3600"/>
+        </w:tabs>
+        <w:ind w:left="3600" w:hanging="360"/>
+      </w:pPr>
+      <w:rPr>
+        <w:rFonts w:ascii="Wingdings" w:hAnsi="Wingdings" w:hint="default"/>
+        <w:sz w:val="20"/>
+      </w:rPr>
+    </w:lvl>
+    <w:lvl w:ilvl="5" w:tentative="1">
+      <w:start w:val="1"/>
+      <w:numFmt w:val="bullet"/>
+      <w:lvlText w:val=""/>
+      <w:lvlJc w:val="left"/>
+      <w:pPr>
+        <w:tabs>
+          <w:tab w:val="num" w:pos="4320"/>
+        </w:tabs>
+        <w:ind w:left="4320" w:hanging="360"/>
+      </w:pPr>
+      <w:rPr>
+        <w:rFonts w:ascii="Wingdings" w:hAnsi="Wingdings" w:hint="default"/>
+        <w:sz w:val="20"/>
+      </w:rPr>
+    </w:lvl>
+    <w:lvl w:ilvl="6" w:tentative="1">
+      <w:start w:val="1"/>
+      <w:numFmt w:val="bullet"/>
+      <w:lvlText w:val=""/>
+      <w:lvlJc w:val="left"/>
+      <w:pPr>
+        <w:tabs>
+          <w:tab w:val="num" w:pos="5040"/>
+        </w:tabs>
+        <w:ind w:left="5040" w:hanging="360"/>
+      </w:pPr>
+      <w:rPr>
+        <w:rFonts w:ascii="Wingdings" w:hAnsi="Wingdings" w:hint="default"/>
+        <w:sz w:val="20"/>
+      </w:rPr>
+    </w:lvl>
+    <w:lvl w:ilvl="7" w:tentative="1">
+      <w:start w:val="1"/>
+      <w:numFmt w:val="bullet"/>
+      <w:lvlText w:val=""/>
+      <w:lvlJc w:val="left"/>
+      <w:pPr>
+        <w:tabs>
+          <w:tab w:val="num" w:pos="5760"/>
+        </w:tabs>
+        <w:ind w:left="5760" w:hanging="360"/>
+      </w:pPr>
+      <w:rPr>
+        <w:rFonts w:ascii="Wingdings" w:hAnsi="Wingdings" w:hint="default"/>
+        <w:sz w:val="20"/>
+      </w:rPr>
+    </w:lvl>
+    <w:lvl w:ilvl="8" w:tentative="1">
+      <w:start w:val="1"/>
+      <w:numFmt w:val="bullet"/>
+      <w:lvlText w:val=""/>
+      <w:lvlJc w:val="left"/>
+      <w:pPr>
+        <w:tabs>
+          <w:tab w:val="num" w:pos="6480"/>
+        </w:tabs>
+        <w:ind w:left="6480" w:hanging="360"/>
+      </w:pPr>
+      <w:rPr>
+        <w:rFonts w:ascii="Wingdings" w:hAnsi="Wingdings" w:hint="default"/>
+        <w:sz w:val="20"/>
+      </w:rPr>
+    </w:lvl>
+  </w:abstractNum>
+  <w:abstractNum w:abstractNumId="10" w15:restartNumberingAfterBreak="0">
+    <w:nsid w:val="5D537A43"/>
+    <w:multiLevelType w:val="multilevel"/>
+    <w:tmpl w:val="7BEEBAEC"/>
+    <w:lvl w:ilvl="0">
+      <w:start w:val="1"/>
+      <w:numFmt w:val="bullet"/>
+      <w:lvlText w:val=""/>
+      <w:lvlJc w:val="left"/>
+      <w:pPr>
+        <w:tabs>
+          <w:tab w:val="num" w:pos="720"/>
+        </w:tabs>
+        <w:ind w:left="720" w:hanging="360"/>
+      </w:pPr>
+      <w:rPr>
+        <w:rFonts w:ascii="Symbol" w:hAnsi="Symbol" w:hint="default"/>
+        <w:sz w:val="20"/>
+      </w:rPr>
+    </w:lvl>
+    <w:lvl w:ilvl="1" w:tentative="1">
+      <w:start w:val="1"/>
+      <w:numFmt w:val="bullet"/>
+      <w:lvlText w:val="o"/>
+      <w:lvlJc w:val="left"/>
+      <w:pPr>
+        <w:tabs>
+          <w:tab w:val="num" w:pos="1440"/>
+        </w:tabs>
+        <w:ind w:left="1440" w:hanging="360"/>
+      </w:pPr>
+      <w:rPr>
+        <w:rFonts w:ascii="Courier New" w:hAnsi="Courier New" w:hint="default"/>
+        <w:sz w:val="20"/>
+      </w:rPr>
+    </w:lvl>
+    <w:lvl w:ilvl="2" w:tentative="1">
+      <w:start w:val="1"/>
+      <w:numFmt w:val="bullet"/>
+      <w:lvlText w:val=""/>
+      <w:lvlJc w:val="left"/>
+      <w:pPr>
+        <w:tabs>
+          <w:tab w:val="num" w:pos="2160"/>
+        </w:tabs>
+        <w:ind w:left="2160" w:hanging="360"/>
+      </w:pPr>
+      <w:rPr>
+        <w:rFonts w:ascii="Wingdings" w:hAnsi="Wingdings" w:hint="default"/>
+        <w:sz w:val="20"/>
+      </w:rPr>
+    </w:lvl>
+    <w:lvl w:ilvl="3" w:tentative="1">
+      <w:start w:val="1"/>
+      <w:numFmt w:val="bullet"/>
+      <w:lvlText w:val=""/>
+      <w:lvlJc w:val="left"/>
+      <w:pPr>
+        <w:tabs>
+          <w:tab w:val="num" w:pos="2880"/>
+        </w:tabs>
+        <w:ind w:left="2880" w:hanging="360"/>
+      </w:pPr>
+      <w:rPr>
+        <w:rFonts w:ascii="Wingdings" w:hAnsi="Wingdings" w:hint="default"/>
+        <w:sz w:val="20"/>
+      </w:rPr>
+    </w:lvl>
+    <w:lvl w:ilvl="4" w:tentative="1">
+      <w:start w:val="1"/>
+      <w:numFmt w:val="bullet"/>
+      <w:lvlText w:val=""/>
+      <w:lvlJc w:val="left"/>
+      <w:pPr>
+        <w:tabs>
+          <w:tab w:val="num" w:pos="3600"/>
+        </w:tabs>
+        <w:ind w:left="3600" w:hanging="360"/>
+      </w:pPr>
+      <w:rPr>
+        <w:rFonts w:ascii="Wingdings" w:hAnsi="Wingdings" w:hint="default"/>
+        <w:sz w:val="20"/>
+      </w:rPr>
+    </w:lvl>
+    <w:lvl w:ilvl="5" w:tentative="1">
+      <w:start w:val="1"/>
+      <w:numFmt w:val="bullet"/>
+      <w:lvlText w:val=""/>
+      <w:lvlJc w:val="left"/>
+      <w:pPr>
+        <w:tabs>
+          <w:tab w:val="num" w:pos="4320"/>
+        </w:tabs>
+        <w:ind w:left="4320" w:hanging="360"/>
+      </w:pPr>
+      <w:rPr>
+        <w:rFonts w:ascii="Wingdings" w:hAnsi="Wingdings" w:hint="default"/>
+        <w:sz w:val="20"/>
+      </w:rPr>
+    </w:lvl>
+    <w:lvl w:ilvl="6" w:tentative="1">
+      <w:start w:val="1"/>
+      <w:numFmt w:val="bullet"/>
+      <w:lvlText w:val=""/>
+      <w:lvlJc w:val="left"/>
+      <w:pPr>
+        <w:tabs>
+          <w:tab w:val="num" w:pos="5040"/>
+        </w:tabs>
+        <w:ind w:left="5040" w:hanging="360"/>
+      </w:pPr>
+      <w:rPr>
+        <w:rFonts w:ascii="Wingdings" w:hAnsi="Wingdings" w:hint="default"/>
+        <w:sz w:val="20"/>
+      </w:rPr>
+    </w:lvl>
+    <w:lvl w:ilvl="7" w:tentative="1">
+      <w:start w:val="1"/>
+      <w:numFmt w:val="bullet"/>
+      <w:lvlText w:val=""/>
+      <w:lvlJc w:val="left"/>
+      <w:pPr>
+        <w:tabs>
+          <w:tab w:val="num" w:pos="5760"/>
+        </w:tabs>
+        <w:ind w:left="5760" w:hanging="360"/>
+      </w:pPr>
+      <w:rPr>
+        <w:rFonts w:ascii="Wingdings" w:hAnsi="Wingdings" w:hint="default"/>
+        <w:sz w:val="20"/>
+      </w:rPr>
+    </w:lvl>
+    <w:lvl w:ilvl="8" w:tentative="1">
+      <w:start w:val="1"/>
+      <w:numFmt w:val="bullet"/>
+      <w:lvlText w:val=""/>
+      <w:lvlJc w:val="left"/>
+      <w:pPr>
+        <w:tabs>
+          <w:tab w:val="num" w:pos="6480"/>
+        </w:tabs>
+        <w:ind w:left="6480" w:hanging="360"/>
+      </w:pPr>
+      <w:rPr>
+        <w:rFonts w:ascii="Wingdings" w:hAnsi="Wingdings" w:hint="default"/>
+        <w:sz w:val="20"/>
+      </w:rPr>
+    </w:lvl>
+  </w:abstractNum>
+  <w:abstractNum w:abstractNumId="11" w15:restartNumberingAfterBreak="0">
     <w:nsid w:val="64294CED"/>
     <w:multiLevelType w:val="multilevel"/>
     <w:tmpl w:val="A6B64182"/>
@@ -1172,7 +2553,450 @@
       </w:rPr>
     </w:lvl>
   </w:abstractNum>
-  <w:abstractNum w:abstractNumId="5" w15:restartNumberingAfterBreak="0">
+  <w:abstractNum w:abstractNumId="12" w15:restartNumberingAfterBreak="0">
+    <w:nsid w:val="70000D52"/>
+    <w:multiLevelType w:val="multilevel"/>
+    <w:tmpl w:val="8B024A32"/>
+    <w:lvl w:ilvl="0">
+      <w:start w:val="1"/>
+      <w:numFmt w:val="bullet"/>
+      <w:lvlText w:val=""/>
+      <w:lvlJc w:val="left"/>
+      <w:pPr>
+        <w:tabs>
+          <w:tab w:val="num" w:pos="720"/>
+        </w:tabs>
+        <w:ind w:left="720" w:hanging="360"/>
+      </w:pPr>
+      <w:rPr>
+        <w:rFonts w:ascii="Symbol" w:hAnsi="Symbol" w:hint="default"/>
+        <w:sz w:val="20"/>
+      </w:rPr>
+    </w:lvl>
+    <w:lvl w:ilvl="1" w:tentative="1">
+      <w:start w:val="1"/>
+      <w:numFmt w:val="bullet"/>
+      <w:lvlText w:val="o"/>
+      <w:lvlJc w:val="left"/>
+      <w:pPr>
+        <w:tabs>
+          <w:tab w:val="num" w:pos="1440"/>
+        </w:tabs>
+        <w:ind w:left="1440" w:hanging="360"/>
+      </w:pPr>
+      <w:rPr>
+        <w:rFonts w:ascii="Courier New" w:hAnsi="Courier New" w:hint="default"/>
+        <w:sz w:val="20"/>
+      </w:rPr>
+    </w:lvl>
+    <w:lvl w:ilvl="2" w:tentative="1">
+      <w:start w:val="1"/>
+      <w:numFmt w:val="bullet"/>
+      <w:lvlText w:val=""/>
+      <w:lvlJc w:val="left"/>
+      <w:pPr>
+        <w:tabs>
+          <w:tab w:val="num" w:pos="2160"/>
+        </w:tabs>
+        <w:ind w:left="2160" w:hanging="360"/>
+      </w:pPr>
+      <w:rPr>
+        <w:rFonts w:ascii="Wingdings" w:hAnsi="Wingdings" w:hint="default"/>
+        <w:sz w:val="20"/>
+      </w:rPr>
+    </w:lvl>
+    <w:lvl w:ilvl="3" w:tentative="1">
+      <w:start w:val="1"/>
+      <w:numFmt w:val="bullet"/>
+      <w:lvlText w:val=""/>
+      <w:lvlJc w:val="left"/>
+      <w:pPr>
+        <w:tabs>
+          <w:tab w:val="num" w:pos="2880"/>
+        </w:tabs>
+        <w:ind w:left="2880" w:hanging="360"/>
+      </w:pPr>
+      <w:rPr>
+        <w:rFonts w:ascii="Wingdings" w:hAnsi="Wingdings" w:hint="default"/>
+        <w:sz w:val="20"/>
+      </w:rPr>
+    </w:lvl>
+    <w:lvl w:ilvl="4" w:tentative="1">
+      <w:start w:val="1"/>
+      <w:numFmt w:val="bullet"/>
+      <w:lvlText w:val=""/>
+      <w:lvlJc w:val="left"/>
+      <w:pPr>
+        <w:tabs>
+          <w:tab w:val="num" w:pos="3600"/>
+        </w:tabs>
+        <w:ind w:left="3600" w:hanging="360"/>
+      </w:pPr>
+      <w:rPr>
+        <w:rFonts w:ascii="Wingdings" w:hAnsi="Wingdings" w:hint="default"/>
+        <w:sz w:val="20"/>
+      </w:rPr>
+    </w:lvl>
+    <w:lvl w:ilvl="5" w:tentative="1">
+      <w:start w:val="1"/>
+      <w:numFmt w:val="bullet"/>
+      <w:lvlText w:val=""/>
+      <w:lvlJc w:val="left"/>
+      <w:pPr>
+        <w:tabs>
+          <w:tab w:val="num" w:pos="4320"/>
+        </w:tabs>
+        <w:ind w:left="4320" w:hanging="360"/>
+      </w:pPr>
+      <w:rPr>
+        <w:rFonts w:ascii="Wingdings" w:hAnsi="Wingdings" w:hint="default"/>
+        <w:sz w:val="20"/>
+      </w:rPr>
+    </w:lvl>
+    <w:lvl w:ilvl="6" w:tentative="1">
+      <w:start w:val="1"/>
+      <w:numFmt w:val="bullet"/>
+      <w:lvlText w:val=""/>
+      <w:lvlJc w:val="left"/>
+      <w:pPr>
+        <w:tabs>
+          <w:tab w:val="num" w:pos="5040"/>
+        </w:tabs>
+        <w:ind w:left="5040" w:hanging="360"/>
+      </w:pPr>
+      <w:rPr>
+        <w:rFonts w:ascii="Wingdings" w:hAnsi="Wingdings" w:hint="default"/>
+        <w:sz w:val="20"/>
+      </w:rPr>
+    </w:lvl>
+    <w:lvl w:ilvl="7" w:tentative="1">
+      <w:start w:val="1"/>
+      <w:numFmt w:val="bullet"/>
+      <w:lvlText w:val=""/>
+      <w:lvlJc w:val="left"/>
+      <w:pPr>
+        <w:tabs>
+          <w:tab w:val="num" w:pos="5760"/>
+        </w:tabs>
+        <w:ind w:left="5760" w:hanging="360"/>
+      </w:pPr>
+      <w:rPr>
+        <w:rFonts w:ascii="Wingdings" w:hAnsi="Wingdings" w:hint="default"/>
+        <w:sz w:val="20"/>
+      </w:rPr>
+    </w:lvl>
+    <w:lvl w:ilvl="8" w:tentative="1">
+      <w:start w:val="1"/>
+      <w:numFmt w:val="bullet"/>
+      <w:lvlText w:val=""/>
+      <w:lvlJc w:val="left"/>
+      <w:pPr>
+        <w:tabs>
+          <w:tab w:val="num" w:pos="6480"/>
+        </w:tabs>
+        <w:ind w:left="6480" w:hanging="360"/>
+      </w:pPr>
+      <w:rPr>
+        <w:rFonts w:ascii="Wingdings" w:hAnsi="Wingdings" w:hint="default"/>
+        <w:sz w:val="20"/>
+      </w:rPr>
+    </w:lvl>
+  </w:abstractNum>
+  <w:abstractNum w:abstractNumId="13" w15:restartNumberingAfterBreak="0">
+    <w:nsid w:val="713670E1"/>
+    <w:multiLevelType w:val="multilevel"/>
+    <w:tmpl w:val="4D1C9448"/>
+    <w:lvl w:ilvl="0">
+      <w:start w:val="1"/>
+      <w:numFmt w:val="bullet"/>
+      <w:lvlText w:val=""/>
+      <w:lvlJc w:val="left"/>
+      <w:pPr>
+        <w:tabs>
+          <w:tab w:val="num" w:pos="720"/>
+        </w:tabs>
+        <w:ind w:left="720" w:hanging="360"/>
+      </w:pPr>
+      <w:rPr>
+        <w:rFonts w:ascii="Symbol" w:hAnsi="Symbol" w:hint="default"/>
+        <w:sz w:val="20"/>
+      </w:rPr>
+    </w:lvl>
+    <w:lvl w:ilvl="1" w:tentative="1">
+      <w:start w:val="1"/>
+      <w:numFmt w:val="bullet"/>
+      <w:lvlText w:val="o"/>
+      <w:lvlJc w:val="left"/>
+      <w:pPr>
+        <w:tabs>
+          <w:tab w:val="num" w:pos="1440"/>
+        </w:tabs>
+        <w:ind w:left="1440" w:hanging="360"/>
+      </w:pPr>
+      <w:rPr>
+        <w:rFonts w:ascii="Courier New" w:hAnsi="Courier New" w:hint="default"/>
+        <w:sz w:val="20"/>
+      </w:rPr>
+    </w:lvl>
+    <w:lvl w:ilvl="2" w:tentative="1">
+      <w:start w:val="1"/>
+      <w:numFmt w:val="bullet"/>
+      <w:lvlText w:val=""/>
+      <w:lvlJc w:val="left"/>
+      <w:pPr>
+        <w:tabs>
+          <w:tab w:val="num" w:pos="2160"/>
+        </w:tabs>
+        <w:ind w:left="2160" w:hanging="360"/>
+      </w:pPr>
+      <w:rPr>
+        <w:rFonts w:ascii="Wingdings" w:hAnsi="Wingdings" w:hint="default"/>
+        <w:sz w:val="20"/>
+      </w:rPr>
+    </w:lvl>
+    <w:lvl w:ilvl="3" w:tentative="1">
+      <w:start w:val="1"/>
+      <w:numFmt w:val="bullet"/>
+      <w:lvlText w:val=""/>
+      <w:lvlJc w:val="left"/>
+      <w:pPr>
+        <w:tabs>
+          <w:tab w:val="num" w:pos="2880"/>
+        </w:tabs>
+        <w:ind w:left="2880" w:hanging="360"/>
+      </w:pPr>
+      <w:rPr>
+        <w:rFonts w:ascii="Wingdings" w:hAnsi="Wingdings" w:hint="default"/>
+        <w:sz w:val="20"/>
+      </w:rPr>
+    </w:lvl>
+    <w:lvl w:ilvl="4" w:tentative="1">
+      <w:start w:val="1"/>
+      <w:numFmt w:val="bullet"/>
+      <w:lvlText w:val=""/>
+      <w:lvlJc w:val="left"/>
+      <w:pPr>
+        <w:tabs>
+          <w:tab w:val="num" w:pos="3600"/>
+        </w:tabs>
+        <w:ind w:left="3600" w:hanging="360"/>
+      </w:pPr>
+      <w:rPr>
+        <w:rFonts w:ascii="Wingdings" w:hAnsi="Wingdings" w:hint="default"/>
+        <w:sz w:val="20"/>
+      </w:rPr>
+    </w:lvl>
+    <w:lvl w:ilvl="5" w:tentative="1">
+      <w:start w:val="1"/>
+      <w:numFmt w:val="bullet"/>
+      <w:lvlText w:val=""/>
+      <w:lvlJc w:val="left"/>
+      <w:pPr>
+        <w:tabs>
+          <w:tab w:val="num" w:pos="4320"/>
+        </w:tabs>
+        <w:ind w:left="4320" w:hanging="360"/>
+      </w:pPr>
+      <w:rPr>
+        <w:rFonts w:ascii="Wingdings" w:hAnsi="Wingdings" w:hint="default"/>
+        <w:sz w:val="20"/>
+      </w:rPr>
+    </w:lvl>
+    <w:lvl w:ilvl="6" w:tentative="1">
+      <w:start w:val="1"/>
+      <w:numFmt w:val="bullet"/>
+      <w:lvlText w:val=""/>
+      <w:lvlJc w:val="left"/>
+      <w:pPr>
+        <w:tabs>
+          <w:tab w:val="num" w:pos="5040"/>
+        </w:tabs>
+        <w:ind w:left="5040" w:hanging="360"/>
+      </w:pPr>
+      <w:rPr>
+        <w:rFonts w:ascii="Wingdings" w:hAnsi="Wingdings" w:hint="default"/>
+        <w:sz w:val="20"/>
+      </w:rPr>
+    </w:lvl>
+    <w:lvl w:ilvl="7" w:tentative="1">
+      <w:start w:val="1"/>
+      <w:numFmt w:val="bullet"/>
+      <w:lvlText w:val=""/>
+      <w:lvlJc w:val="left"/>
+      <w:pPr>
+        <w:tabs>
+          <w:tab w:val="num" w:pos="5760"/>
+        </w:tabs>
+        <w:ind w:left="5760" w:hanging="360"/>
+      </w:pPr>
+      <w:rPr>
+        <w:rFonts w:ascii="Wingdings" w:hAnsi="Wingdings" w:hint="default"/>
+        <w:sz w:val="20"/>
+      </w:rPr>
+    </w:lvl>
+    <w:lvl w:ilvl="8" w:tentative="1">
+      <w:start w:val="1"/>
+      <w:numFmt w:val="bullet"/>
+      <w:lvlText w:val=""/>
+      <w:lvlJc w:val="left"/>
+      <w:pPr>
+        <w:tabs>
+          <w:tab w:val="num" w:pos="6480"/>
+        </w:tabs>
+        <w:ind w:left="6480" w:hanging="360"/>
+      </w:pPr>
+      <w:rPr>
+        <w:rFonts w:ascii="Wingdings" w:hAnsi="Wingdings" w:hint="default"/>
+        <w:sz w:val="20"/>
+      </w:rPr>
+    </w:lvl>
+  </w:abstractNum>
+  <w:abstractNum w:abstractNumId="14" w15:restartNumberingAfterBreak="0">
+    <w:nsid w:val="7A7412FB"/>
+    <w:multiLevelType w:val="multilevel"/>
+    <w:tmpl w:val="95323078"/>
+    <w:lvl w:ilvl="0">
+      <w:start w:val="1"/>
+      <w:numFmt w:val="bullet"/>
+      <w:lvlText w:val=""/>
+      <w:lvlJc w:val="left"/>
+      <w:pPr>
+        <w:tabs>
+          <w:tab w:val="num" w:pos="720"/>
+        </w:tabs>
+        <w:ind w:left="720" w:hanging="360"/>
+      </w:pPr>
+      <w:rPr>
+        <w:rFonts w:ascii="Symbol" w:hAnsi="Symbol" w:hint="default"/>
+        <w:sz w:val="20"/>
+      </w:rPr>
+    </w:lvl>
+    <w:lvl w:ilvl="1">
+      <w:start w:val="1"/>
+      <w:numFmt w:val="decimal"/>
+      <w:lvlText w:val="%2."/>
+      <w:lvlJc w:val="left"/>
+      <w:pPr>
+        <w:tabs>
+          <w:tab w:val="num" w:pos="1440"/>
+        </w:tabs>
+        <w:ind w:left="1440" w:hanging="360"/>
+      </w:pPr>
+    </w:lvl>
+    <w:lvl w:ilvl="2" w:tentative="1">
+      <w:start w:val="1"/>
+      <w:numFmt w:val="bullet"/>
+      <w:lvlText w:val=""/>
+      <w:lvlJc w:val="left"/>
+      <w:pPr>
+        <w:tabs>
+          <w:tab w:val="num" w:pos="2160"/>
+        </w:tabs>
+        <w:ind w:left="2160" w:hanging="360"/>
+      </w:pPr>
+      <w:rPr>
+        <w:rFonts w:ascii="Wingdings" w:hAnsi="Wingdings" w:hint="default"/>
+        <w:sz w:val="20"/>
+      </w:rPr>
+    </w:lvl>
+    <w:lvl w:ilvl="3" w:tentative="1">
+      <w:start w:val="1"/>
+      <w:numFmt w:val="bullet"/>
+      <w:lvlText w:val=""/>
+      <w:lvlJc w:val="left"/>
+      <w:pPr>
+        <w:tabs>
+          <w:tab w:val="num" w:pos="2880"/>
+        </w:tabs>
+        <w:ind w:left="2880" w:hanging="360"/>
+      </w:pPr>
+      <w:rPr>
+        <w:rFonts w:ascii="Wingdings" w:hAnsi="Wingdings" w:hint="default"/>
+        <w:sz w:val="20"/>
+      </w:rPr>
+    </w:lvl>
+    <w:lvl w:ilvl="4" w:tentative="1">
+      <w:start w:val="1"/>
+      <w:numFmt w:val="bullet"/>
+      <w:lvlText w:val=""/>
+      <w:lvlJc w:val="left"/>
+      <w:pPr>
+        <w:tabs>
+          <w:tab w:val="num" w:pos="3600"/>
+        </w:tabs>
+        <w:ind w:left="3600" w:hanging="360"/>
+      </w:pPr>
+      <w:rPr>
+        <w:rFonts w:ascii="Wingdings" w:hAnsi="Wingdings" w:hint="default"/>
+        <w:sz w:val="20"/>
+      </w:rPr>
+    </w:lvl>
+    <w:lvl w:ilvl="5" w:tentative="1">
+      <w:start w:val="1"/>
+      <w:numFmt w:val="bullet"/>
+      <w:lvlText w:val=""/>
+      <w:lvlJc w:val="left"/>
+      <w:pPr>
+        <w:tabs>
+          <w:tab w:val="num" w:pos="4320"/>
+        </w:tabs>
+        <w:ind w:left="4320" w:hanging="360"/>
+      </w:pPr>
+      <w:rPr>
+        <w:rFonts w:ascii="Wingdings" w:hAnsi="Wingdings" w:hint="default"/>
+        <w:sz w:val="20"/>
+      </w:rPr>
+    </w:lvl>
+    <w:lvl w:ilvl="6" w:tentative="1">
+      <w:start w:val="1"/>
+      <w:numFmt w:val="bullet"/>
+      <w:lvlText w:val=""/>
+      <w:lvlJc w:val="left"/>
+      <w:pPr>
+        <w:tabs>
+          <w:tab w:val="num" w:pos="5040"/>
+        </w:tabs>
+        <w:ind w:left="5040" w:hanging="360"/>
+      </w:pPr>
+      <w:rPr>
+        <w:rFonts w:ascii="Wingdings" w:hAnsi="Wingdings" w:hint="default"/>
+        <w:sz w:val="20"/>
+      </w:rPr>
+    </w:lvl>
+    <w:lvl w:ilvl="7" w:tentative="1">
+      <w:start w:val="1"/>
+      <w:numFmt w:val="bullet"/>
+      <w:lvlText w:val=""/>
+      <w:lvlJc w:val="left"/>
+      <w:pPr>
+        <w:tabs>
+          <w:tab w:val="num" w:pos="5760"/>
+        </w:tabs>
+        <w:ind w:left="5760" w:hanging="360"/>
+      </w:pPr>
+      <w:rPr>
+        <w:rFonts w:ascii="Wingdings" w:hAnsi="Wingdings" w:hint="default"/>
+        <w:sz w:val="20"/>
+      </w:rPr>
+    </w:lvl>
+    <w:lvl w:ilvl="8" w:tentative="1">
+      <w:start w:val="1"/>
+      <w:numFmt w:val="bullet"/>
+      <w:lvlText w:val=""/>
+      <w:lvlJc w:val="left"/>
+      <w:pPr>
+        <w:tabs>
+          <w:tab w:val="num" w:pos="6480"/>
+        </w:tabs>
+        <w:ind w:left="6480" w:hanging="360"/>
+      </w:pPr>
+      <w:rPr>
+        <w:rFonts w:ascii="Wingdings" w:hAnsi="Wingdings" w:hint="default"/>
+        <w:sz w:val="20"/>
+      </w:rPr>
+    </w:lvl>
+  </w:abstractNum>
+  <w:abstractNum w:abstractNumId="15" w15:restartNumberingAfterBreak="0">
     <w:nsid w:val="7E2116C5"/>
     <w:multiLevelType w:val="multilevel"/>
     <w:tmpl w:val="4EC66CA4"/>
@@ -1322,22 +3146,52 @@
     </w:lvl>
   </w:abstractNum>
   <w:num w:numId="1" w16cid:durableId="626592284">
+    <w:abstractNumId w:val="8"/>
+  </w:num>
+  <w:num w:numId="2" w16cid:durableId="167449925">
+    <w:abstractNumId w:val="1"/>
+  </w:num>
+  <w:num w:numId="3" w16cid:durableId="1018001152">
+    <w:abstractNumId w:val="7"/>
+  </w:num>
+  <w:num w:numId="4" w16cid:durableId="414397822">
+    <w:abstractNumId w:val="15"/>
+  </w:num>
+  <w:num w:numId="5" w16cid:durableId="1420520932">
+    <w:abstractNumId w:val="11"/>
+  </w:num>
+  <w:num w:numId="6" w16cid:durableId="1258563522">
     <w:abstractNumId w:val="3"/>
   </w:num>
-  <w:num w:numId="2" w16cid:durableId="167449925">
+  <w:num w:numId="7" w16cid:durableId="465780613">
+    <w:abstractNumId w:val="13"/>
+  </w:num>
+  <w:num w:numId="8" w16cid:durableId="125511371">
+    <w:abstractNumId w:val="6"/>
+  </w:num>
+  <w:num w:numId="9" w16cid:durableId="1488403829">
+    <w:abstractNumId w:val="14"/>
+  </w:num>
+  <w:num w:numId="10" w16cid:durableId="280302750">
     <w:abstractNumId w:val="0"/>
   </w:num>
-  <w:num w:numId="3" w16cid:durableId="1018001152">
+  <w:num w:numId="11" w16cid:durableId="710885763">
+    <w:abstractNumId w:val="5"/>
+  </w:num>
+  <w:num w:numId="12" w16cid:durableId="1729262958">
+    <w:abstractNumId w:val="12"/>
+  </w:num>
+  <w:num w:numId="13" w16cid:durableId="1093209398">
+    <w:abstractNumId w:val="10"/>
+  </w:num>
+  <w:num w:numId="14" w16cid:durableId="1598951668">
     <w:abstractNumId w:val="2"/>
   </w:num>
-  <w:num w:numId="4" w16cid:durableId="414397822">
-    <w:abstractNumId w:val="5"/>
-  </w:num>
-  <w:num w:numId="5" w16cid:durableId="1420520932">
+  <w:num w:numId="15" w16cid:durableId="643318813">
     <w:abstractNumId w:val="4"/>
   </w:num>
-  <w:num w:numId="6" w16cid:durableId="1258563522">
-    <w:abstractNumId w:val="1"/>
+  <w:num w:numId="16" w16cid:durableId="120269422">
+    <w:abstractNumId w:val="9"/>
   </w:num>
 </w:numbering>
 </file>
@@ -2258,6 +4112,50 @@
       <w:spacing w:val="5"/>
     </w:rPr>
   </w:style>
+  <w:style w:type="paragraph" w:styleId="Header">
+    <w:name w:val="header"/>
+    <w:basedOn w:val="Normal"/>
+    <w:link w:val="HeaderChar"/>
+    <w:uiPriority w:val="99"/>
+    <w:unhideWhenUsed/>
+    <w:rsid w:val="009353F0"/>
+    <w:pPr>
+      <w:tabs>
+        <w:tab w:val="center" w:pos="4513"/>
+        <w:tab w:val="right" w:pos="9026"/>
+      </w:tabs>
+      <w:spacing w:after="0" w:line="240" w:lineRule="auto"/>
+    </w:pPr>
+  </w:style>
+  <w:style w:type="character" w:customStyle="1" w:styleId="HeaderChar">
+    <w:name w:val="Header Char"/>
+    <w:basedOn w:val="DefaultParagraphFont"/>
+    <w:link w:val="Header"/>
+    <w:uiPriority w:val="99"/>
+    <w:rsid w:val="009353F0"/>
+  </w:style>
+  <w:style w:type="paragraph" w:styleId="Footer">
+    <w:name w:val="footer"/>
+    <w:basedOn w:val="Normal"/>
+    <w:link w:val="FooterChar"/>
+    <w:uiPriority w:val="99"/>
+    <w:unhideWhenUsed/>
+    <w:rsid w:val="009353F0"/>
+    <w:pPr>
+      <w:tabs>
+        <w:tab w:val="center" w:pos="4513"/>
+        <w:tab w:val="right" w:pos="9026"/>
+      </w:tabs>
+      <w:spacing w:after="0" w:line="240" w:lineRule="auto"/>
+    </w:pPr>
+  </w:style>
+  <w:style w:type="character" w:customStyle="1" w:styleId="FooterChar">
+    <w:name w:val="Footer Char"/>
+    <w:basedOn w:val="DefaultParagraphFont"/>
+    <w:link w:val="Footer"/>
+    <w:uiPriority w:val="99"/>
+    <w:rsid w:val="009353F0"/>
+  </w:style>
 </w:styles>
 </file>
 
